--- a/tailieu/Chi tiết cho từng giao diện.docx
+++ b/tailieu/Chi tiết cho từng giao diện.docx
@@ -130,7 +130,7 @@
           <w:szCs w:val="28"/>
         </w:rPr>
         <w:pict w14:anchorId="7B29608B">
-          <v:rect id="_x0000_i1085" style="width:0;height:1.5pt" o:hralign="center" o:hrstd="t" o:hr="t" fillcolor="#a0a0a0" stroked="f"/>
+          <v:rect id="_x0000_i1025" style="width:0;height:1.5pt" o:hralign="center" o:hrstd="t" o:hr="t" fillcolor="#a0a0a0" stroked="f"/>
         </w:pict>
       </w:r>
     </w:p>
@@ -234,7 +234,7 @@
           <w:szCs w:val="28"/>
         </w:rPr>
         <w:pict w14:anchorId="7D69B19F">
-          <v:rect id="_x0000_i1086" style="width:0;height:1.5pt" o:hralign="center" o:hrstd="t" o:hr="t" fillcolor="#a0a0a0" stroked="f"/>
+          <v:rect id="_x0000_i1026" style="width:0;height:1.5pt" o:hralign="center" o:hrstd="t" o:hr="t" fillcolor="#a0a0a0" stroked="f"/>
         </w:pict>
       </w:r>
     </w:p>
@@ -410,7 +410,7 @@
           <w:szCs w:val="28"/>
         </w:rPr>
         <w:pict w14:anchorId="5AD02E26">
-          <v:rect id="_x0000_i1087" style="width:0;height:1.5pt" o:hralign="center" o:hrstd="t" o:hr="t" fillcolor="#a0a0a0" stroked="f"/>
+          <v:rect id="_x0000_i1027" style="width:0;height:1.5pt" o:hralign="center" o:hrstd="t" o:hr="t" fillcolor="#a0a0a0" stroked="f"/>
         </w:pict>
       </w:r>
     </w:p>
@@ -552,7 +552,7 @@
           <w:szCs w:val="28"/>
         </w:rPr>
         <w:pict w14:anchorId="7F875EB6">
-          <v:rect id="_x0000_i1088" style="width:0;height:1.5pt" o:hralign="center" o:hrstd="t" o:hr="t" fillcolor="#a0a0a0" stroked="f"/>
+          <v:rect id="_x0000_i1028" style="width:0;height:1.5pt" o:hralign="center" o:hrstd="t" o:hr="t" fillcolor="#a0a0a0" stroked="f"/>
         </w:pict>
       </w:r>
     </w:p>
@@ -663,7 +663,7 @@
           <w:szCs w:val="28"/>
         </w:rPr>
         <w:pict w14:anchorId="07497670">
-          <v:rect id="_x0000_i1089" style="width:0;height:1.5pt" o:hralign="center" o:hrstd="t" o:hr="t" fillcolor="#a0a0a0" stroked="f"/>
+          <v:rect id="_x0000_i1029" style="width:0;height:1.5pt" o:hralign="center" o:hrstd="t" o:hr="t" fillcolor="#a0a0a0" stroked="f"/>
         </w:pict>
       </w:r>
     </w:p>
@@ -773,7 +773,7 @@
           <w:szCs w:val="28"/>
         </w:rPr>
         <w:pict w14:anchorId="28516627">
-          <v:rect id="_x0000_i1090" style="width:0;height:1.5pt" o:hralign="center" o:hrstd="t" o:hr="t" fillcolor="#a0a0a0" stroked="f"/>
+          <v:rect id="_x0000_i1030" style="width:0;height:1.5pt" o:hralign="center" o:hrstd="t" o:hr="t" fillcolor="#a0a0a0" stroked="f"/>
         </w:pict>
       </w:r>
     </w:p>
@@ -883,7 +883,7 @@
           <w:szCs w:val="28"/>
         </w:rPr>
         <w:pict w14:anchorId="55C8BA3D">
-          <v:rect id="_x0000_i1091" style="width:0;height:1.5pt" o:hralign="center" o:hrstd="t" o:hr="t" fillcolor="#a0a0a0" stroked="f"/>
+          <v:rect id="_x0000_i1031" style="width:0;height:1.5pt" o:hralign="center" o:hrstd="t" o:hr="t" fillcolor="#a0a0a0" stroked="f"/>
         </w:pict>
       </w:r>
     </w:p>
@@ -1069,7 +1069,7 @@
           <w:szCs w:val="28"/>
         </w:rPr>
         <w:pict w14:anchorId="109D885C">
-          <v:rect id="_x0000_i1092" style="width:0;height:1.5pt" o:hralign="center" o:hrstd="t" o:hr="t" fillcolor="#a0a0a0" stroked="f"/>
+          <v:rect id="_x0000_i1032" style="width:0;height:1.5pt" o:hralign="center" o:hrstd="t" o:hr="t" fillcolor="#a0a0a0" stroked="f"/>
         </w:pict>
       </w:r>
     </w:p>
@@ -1336,7 +1336,7 @@
           <w:szCs w:val="28"/>
         </w:rPr>
         <w:pict w14:anchorId="0684EEDE">
-          <v:rect id="_x0000_i1093" style="width:0;height:1.5pt" o:hralign="center" o:hrstd="t" o:hr="t" fillcolor="#a0a0a0" stroked="f"/>
+          <v:rect id="_x0000_i1033" style="width:0;height:1.5pt" o:hralign="center" o:hrstd="t" o:hr="t" fillcolor="#a0a0a0" stroked="f"/>
         </w:pict>
       </w:r>
     </w:p>
@@ -1602,7 +1602,7 @@
           <w:szCs w:val="28"/>
         </w:rPr>
         <w:pict w14:anchorId="34CC6C07">
-          <v:rect id="_x0000_i1094" style="width:0;height:1.5pt" o:hralign="center" o:hrstd="t" o:hr="t" fillcolor="#a0a0a0" stroked="f"/>
+          <v:rect id="_x0000_i1034" style="width:0;height:1.5pt" o:hralign="center" o:hrstd="t" o:hr="t" fillcolor="#a0a0a0" stroked="f"/>
         </w:pict>
       </w:r>
     </w:p>
@@ -1676,24 +1676,2261 @@
     </w:p>
     <w:p>
       <w:pPr>
+        <w:spacing w:line="360" w:lineRule="auto"/>
+        <w:rPr>
+          <w:rFonts w:cs="Segoe UI Emoji"/>
+          <w:b/>
+          <w:bCs/>
+          <w:sz w:val="28"/>
+          <w:szCs w:val="28"/>
+          <w:lang w:val="vi-VN"/>
+        </w:rPr>
+      </w:pPr>
+    </w:p>
+    <w:p>
+      <w:pPr>
+        <w:spacing w:line="360" w:lineRule="auto"/>
+        <w:rPr>
+          <w:rFonts w:ascii="Times New Roman" w:hAnsi="Times New Roman" w:cs="Times New Roman"/>
+          <w:b/>
+          <w:bCs/>
+          <w:sz w:val="28"/>
+          <w:szCs w:val="28"/>
+        </w:rPr>
+      </w:pPr>
+      <w:r>
+        <w:rPr>
+          <w:rFonts w:ascii="Segoe UI Emoji" w:hAnsi="Segoe UI Emoji" w:cs="Segoe UI Emoji"/>
+          <w:b/>
+          <w:bCs/>
+          <w:sz w:val="28"/>
+          <w:szCs w:val="28"/>
+        </w:rPr>
+        <w:lastRenderedPageBreak/>
+        <w:t>📌</w:t>
+      </w:r>
+      <w:r>
+        <w:rPr>
+          <w:rFonts w:ascii="Times New Roman" w:hAnsi="Times New Roman" w:cs="Times New Roman"/>
+          <w:b/>
+          <w:bCs/>
+          <w:sz w:val="28"/>
+          <w:szCs w:val="28"/>
+        </w:rPr>
+        <w:t xml:space="preserve"> Chuẩn đặt tên biến</w:t>
+      </w:r>
+    </w:p>
+    <w:p>
+      <w:pPr>
+        <w:numPr>
+          <w:ilvl w:val="0"/>
+          <w:numId w:val="24"/>
+        </w:numPr>
+        <w:spacing w:line="360" w:lineRule="auto"/>
+        <w:rPr>
+          <w:rFonts w:ascii="Times New Roman" w:hAnsi="Times New Roman" w:cs="Times New Roman"/>
+          <w:sz w:val="28"/>
+          <w:szCs w:val="28"/>
+        </w:rPr>
+      </w:pPr>
+      <w:r>
+        <w:rPr>
+          <w:rFonts w:ascii="Times New Roman" w:hAnsi="Times New Roman" w:cs="Times New Roman"/>
+          <w:sz w:val="28"/>
+          <w:szCs w:val="28"/>
+        </w:rPr>
+        <w:t>btnAdd, btnEdit, btnDelete, btnRefresh (cho thanh công cụ)</w:t>
+      </w:r>
+    </w:p>
+    <w:p>
+      <w:pPr>
+        <w:numPr>
+          <w:ilvl w:val="0"/>
+          <w:numId w:val="24"/>
+        </w:numPr>
+        <w:spacing w:line="360" w:lineRule="auto"/>
+        <w:rPr>
+          <w:rFonts w:ascii="Times New Roman" w:hAnsi="Times New Roman" w:cs="Times New Roman"/>
+          <w:sz w:val="28"/>
+          <w:szCs w:val="28"/>
+        </w:rPr>
+      </w:pPr>
+      <w:r>
+        <w:rPr>
+          <w:rFonts w:ascii="Times New Roman" w:hAnsi="Times New Roman" w:cs="Times New Roman"/>
+          <w:sz w:val="28"/>
+          <w:szCs w:val="28"/>
+        </w:rPr>
+        <w:t>tblNhanVien, tblSanPham, … (cho JTable)</w:t>
+      </w:r>
+    </w:p>
+    <w:p>
+      <w:pPr>
+        <w:numPr>
+          <w:ilvl w:val="0"/>
+          <w:numId w:val="24"/>
+        </w:numPr>
+        <w:spacing w:line="360" w:lineRule="auto"/>
+        <w:rPr>
+          <w:rFonts w:ascii="Times New Roman" w:hAnsi="Times New Roman" w:cs="Times New Roman"/>
+          <w:sz w:val="28"/>
+          <w:szCs w:val="28"/>
+        </w:rPr>
+      </w:pPr>
+      <w:r>
+        <w:rPr>
+          <w:rFonts w:ascii="Times New Roman" w:hAnsi="Times New Roman" w:cs="Times New Roman"/>
+          <w:sz w:val="28"/>
+          <w:szCs w:val="28"/>
+        </w:rPr>
+        <w:t>txtMaNV, txtTenNV, txtEmail … (cho textfield)</w:t>
+      </w:r>
+    </w:p>
+    <w:p>
+      <w:pPr>
+        <w:numPr>
+          <w:ilvl w:val="0"/>
+          <w:numId w:val="24"/>
+        </w:numPr>
+        <w:spacing w:line="360" w:lineRule="auto"/>
+        <w:rPr>
+          <w:rFonts w:ascii="Times New Roman" w:hAnsi="Times New Roman" w:cs="Times New Roman"/>
+          <w:sz w:val="28"/>
+          <w:szCs w:val="28"/>
+        </w:rPr>
+      </w:pPr>
+      <w:r>
+        <w:rPr>
+          <w:rFonts w:ascii="Times New Roman" w:hAnsi="Times New Roman" w:cs="Times New Roman"/>
+          <w:sz w:val="28"/>
+          <w:szCs w:val="28"/>
+        </w:rPr>
+        <w:t>cboQuyen, cboNCC, cboLoaiSP … (cho combobox)</w:t>
+      </w:r>
+    </w:p>
+    <w:p>
+      <w:pPr>
+        <w:numPr>
+          <w:ilvl w:val="0"/>
+          <w:numId w:val="24"/>
+        </w:numPr>
+        <w:spacing w:line="360" w:lineRule="auto"/>
+        <w:rPr>
+          <w:rFonts w:ascii="Times New Roman" w:hAnsi="Times New Roman" w:cs="Times New Roman"/>
+          <w:sz w:val="28"/>
+          <w:szCs w:val="28"/>
+        </w:rPr>
+      </w:pPr>
+      <w:r>
+        <w:rPr>
+          <w:rFonts w:ascii="Times New Roman" w:hAnsi="Times New Roman" w:cs="Times New Roman"/>
+          <w:sz w:val="28"/>
+          <w:szCs w:val="28"/>
+        </w:rPr>
+        <w:t>lblStatus, lblTitle (cho label)</w:t>
+      </w:r>
+    </w:p>
+    <w:p>
+      <w:pPr>
+        <w:numPr>
+          <w:ilvl w:val="0"/>
+          <w:numId w:val="24"/>
+        </w:numPr>
+        <w:spacing w:line="360" w:lineRule="auto"/>
+        <w:rPr>
+          <w:rFonts w:ascii="Times New Roman" w:hAnsi="Times New Roman" w:cs="Times New Roman"/>
+          <w:sz w:val="28"/>
+          <w:szCs w:val="28"/>
+        </w:rPr>
+      </w:pPr>
+      <w:r>
+        <w:rPr>
+          <w:rFonts w:ascii="Times New Roman" w:hAnsi="Times New Roman" w:cs="Times New Roman"/>
+          <w:sz w:val="28"/>
+          <w:szCs w:val="28"/>
+        </w:rPr>
+        <w:t>dlgNhanVien, dlgSanPham … (cho dialog chi tiết)</w:t>
+      </w:r>
+    </w:p>
+    <w:p>
+      <w:pPr>
+        <w:spacing w:line="360" w:lineRule="auto"/>
+        <w:rPr>
+          <w:rFonts w:ascii="Times New Roman" w:hAnsi="Times New Roman" w:cs="Times New Roman"/>
+          <w:sz w:val="28"/>
+          <w:szCs w:val="28"/>
+        </w:rPr>
+      </w:pPr>
+    </w:p>
+    <w:p>
+      <w:pPr>
+        <w:spacing w:line="360" w:lineRule="auto"/>
+        <w:rPr>
+          <w:rFonts w:ascii="Times New Roman" w:hAnsi="Times New Roman" w:cs="Times New Roman"/>
+          <w:b/>
+          <w:bCs/>
+          <w:sz w:val="28"/>
+          <w:szCs w:val="28"/>
+        </w:rPr>
+      </w:pPr>
+      <w:r>
+        <w:rPr>
+          <w:rFonts w:ascii="Segoe UI Emoji" w:hAnsi="Segoe UI Emoji" w:cs="Segoe UI Emoji"/>
+          <w:b/>
+          <w:bCs/>
+          <w:sz w:val="28"/>
+          <w:szCs w:val="28"/>
+        </w:rPr>
+        <w:t>📌</w:t>
+      </w:r>
+      <w:r>
+        <w:rPr>
+          <w:rFonts w:ascii="Times New Roman" w:hAnsi="Times New Roman" w:cs="Times New Roman"/>
+          <w:b/>
+          <w:bCs/>
+          <w:sz w:val="28"/>
+          <w:szCs w:val="28"/>
+        </w:rPr>
+        <w:t xml:space="preserve"> 1. TaiKhoanPanel (bảng TAIKHOAN)</w:t>
+      </w:r>
+    </w:p>
+    <w:p>
+      <w:pPr>
+        <w:numPr>
+          <w:ilvl w:val="0"/>
+          <w:numId w:val="12"/>
+        </w:numPr>
+        <w:spacing w:line="360" w:lineRule="auto"/>
+        <w:rPr>
+          <w:rFonts w:ascii="Times New Roman" w:hAnsi="Times New Roman" w:cs="Times New Roman"/>
+          <w:sz w:val="28"/>
+          <w:szCs w:val="28"/>
+        </w:rPr>
+      </w:pPr>
+      <w:r>
+        <w:rPr>
+          <w:rFonts w:ascii="Times New Roman" w:hAnsi="Times New Roman" w:cs="Times New Roman"/>
+          <w:b/>
+          <w:bCs/>
+          <w:sz w:val="28"/>
+          <w:szCs w:val="28"/>
+        </w:rPr>
+        <w:t>Thanh công cụ</w:t>
+      </w:r>
+      <w:r>
+        <w:rPr>
+          <w:rFonts w:ascii="Times New Roman" w:hAnsi="Times New Roman" w:cs="Times New Roman"/>
+          <w:sz w:val="28"/>
+          <w:szCs w:val="28"/>
+        </w:rPr>
+        <w:t>: btnAdd, btnEdit, btnDelete, btnRefresh</w:t>
+      </w:r>
+    </w:p>
+    <w:p>
+      <w:pPr>
+        <w:numPr>
+          <w:ilvl w:val="0"/>
+          <w:numId w:val="12"/>
+        </w:numPr>
+        <w:spacing w:line="360" w:lineRule="auto"/>
+        <w:rPr>
+          <w:rFonts w:ascii="Times New Roman" w:hAnsi="Times New Roman" w:cs="Times New Roman"/>
+          <w:sz w:val="28"/>
+          <w:szCs w:val="28"/>
+        </w:rPr>
+      </w:pPr>
+      <w:r>
+        <w:rPr>
+          <w:rFonts w:ascii="Times New Roman" w:hAnsi="Times New Roman" w:cs="Times New Roman"/>
+          <w:b/>
+          <w:bCs/>
+          <w:sz w:val="28"/>
+          <w:szCs w:val="28"/>
+        </w:rPr>
+        <w:t>Bảng</w:t>
+      </w:r>
+      <w:r>
+        <w:rPr>
+          <w:rFonts w:ascii="Times New Roman" w:hAnsi="Times New Roman" w:cs="Times New Roman"/>
+          <w:sz w:val="28"/>
+          <w:szCs w:val="28"/>
+        </w:rPr>
+        <w:t>: tblTaiKhoan (Mã TK, Username, Tên NV, Tên quyền, Trạng thái)</w:t>
+      </w:r>
+    </w:p>
+    <w:p>
+      <w:pPr>
+        <w:numPr>
+          <w:ilvl w:val="0"/>
+          <w:numId w:val="12"/>
+        </w:numPr>
+        <w:spacing w:line="360" w:lineRule="auto"/>
+        <w:rPr>
+          <w:rFonts w:ascii="Times New Roman" w:hAnsi="Times New Roman" w:cs="Times New Roman"/>
+          <w:sz w:val="28"/>
+          <w:szCs w:val="28"/>
+        </w:rPr>
+      </w:pPr>
+      <w:r>
+        <w:rPr>
+          <w:rFonts w:ascii="Times New Roman" w:hAnsi="Times New Roman" w:cs="Times New Roman"/>
+          <w:b/>
+          <w:bCs/>
+          <w:sz w:val="28"/>
+          <w:szCs w:val="28"/>
+        </w:rPr>
+        <w:t>Form chi tiết (JDialog)</w:t>
+      </w:r>
+      <w:r>
+        <w:rPr>
+          <w:rFonts w:ascii="Times New Roman" w:hAnsi="Times New Roman" w:cs="Times New Roman"/>
+          <w:sz w:val="28"/>
+          <w:szCs w:val="28"/>
+        </w:rPr>
+        <w:t>:</w:t>
+      </w:r>
+    </w:p>
+    <w:p>
+      <w:pPr>
         <w:numPr>
           <w:ilvl w:val="1"/>
-          <w:numId w:val="11"/>
-        </w:numPr>
-        <w:spacing w:line="360" w:lineRule="auto"/>
-        <w:rPr>
-          <w:rFonts w:ascii="Times New Roman" w:hAnsi="Times New Roman" w:cs="Times New Roman"/>
-          <w:sz w:val="28"/>
-          <w:szCs w:val="28"/>
-        </w:rPr>
-      </w:pPr>
-      <w:r>
-        <w:rPr>
-          <w:rFonts w:ascii="Times New Roman" w:hAnsi="Times New Roman" w:cs="Times New Roman"/>
-          <w:sz w:val="28"/>
-          <w:szCs w:val="28"/>
-        </w:rPr>
-        <w:t>onAdd(), onUpdate(), onDelete().</w:t>
+          <w:numId w:val="12"/>
+        </w:numPr>
+        <w:spacing w:line="360" w:lineRule="auto"/>
+        <w:rPr>
+          <w:rFonts w:ascii="Times New Roman" w:hAnsi="Times New Roman" w:cs="Times New Roman"/>
+          <w:sz w:val="28"/>
+          <w:szCs w:val="28"/>
+        </w:rPr>
+      </w:pPr>
+      <w:r>
+        <w:rPr>
+          <w:rFonts w:ascii="Times New Roman" w:hAnsi="Times New Roman" w:cs="Times New Roman"/>
+          <w:sz w:val="28"/>
+          <w:szCs w:val="28"/>
+        </w:rPr>
+        <w:t>txtMaTK, txtUsername, pwdPassword</w:t>
+      </w:r>
+    </w:p>
+    <w:p>
+      <w:pPr>
+        <w:numPr>
+          <w:ilvl w:val="1"/>
+          <w:numId w:val="12"/>
+        </w:numPr>
+        <w:spacing w:line="360" w:lineRule="auto"/>
+        <w:rPr>
+          <w:rFonts w:ascii="Times New Roman" w:hAnsi="Times New Roman" w:cs="Times New Roman"/>
+          <w:sz w:val="28"/>
+          <w:szCs w:val="28"/>
+        </w:rPr>
+      </w:pPr>
+      <w:r>
+        <w:rPr>
+          <w:rFonts w:ascii="Times New Roman" w:hAnsi="Times New Roman" w:cs="Times New Roman"/>
+          <w:sz w:val="28"/>
+          <w:szCs w:val="28"/>
+        </w:rPr>
+        <w:t>cboNhanVien, cboQuyen, chkTrangThai</w:t>
+      </w:r>
+    </w:p>
+    <w:p>
+      <w:pPr>
+        <w:spacing w:line="360" w:lineRule="auto"/>
+        <w:rPr>
+          <w:rFonts w:ascii="Times New Roman" w:hAnsi="Times New Roman" w:cs="Times New Roman"/>
+          <w:sz w:val="28"/>
+          <w:szCs w:val="28"/>
+        </w:rPr>
+      </w:pPr>
+      <w:r>
+        <w:rPr>
+          <w:rFonts w:ascii="Times New Roman" w:hAnsi="Times New Roman" w:cs="Times New Roman"/>
+          <w:sz w:val="28"/>
+          <w:szCs w:val="28"/>
+        </w:rPr>
+        <w:pict w14:anchorId="70C5AF5D">
+          <v:rect id="_x0000_i1035" style="width:0;height:1.5pt" o:hralign="center" o:hrstd="t" o:hr="t" fillcolor="#a0a0a0" stroked="f"/>
+        </w:pict>
+      </w:r>
+    </w:p>
+    <w:p>
+      <w:pPr>
+        <w:spacing w:line="360" w:lineRule="auto"/>
+        <w:rPr>
+          <w:rFonts w:ascii="Times New Roman" w:hAnsi="Times New Roman" w:cs="Times New Roman"/>
+          <w:b/>
+          <w:bCs/>
+          <w:sz w:val="28"/>
+          <w:szCs w:val="28"/>
+        </w:rPr>
+      </w:pPr>
+      <w:r>
+        <w:rPr>
+          <w:rFonts w:ascii="Segoe UI Emoji" w:hAnsi="Segoe UI Emoji" w:cs="Segoe UI Emoji"/>
+          <w:b/>
+          <w:bCs/>
+          <w:sz w:val="28"/>
+          <w:szCs w:val="28"/>
+        </w:rPr>
+        <w:t>📌</w:t>
+      </w:r>
+      <w:r>
+        <w:rPr>
+          <w:rFonts w:ascii="Times New Roman" w:hAnsi="Times New Roman" w:cs="Times New Roman"/>
+          <w:b/>
+          <w:bCs/>
+          <w:sz w:val="28"/>
+          <w:szCs w:val="28"/>
+        </w:rPr>
+        <w:t xml:space="preserve"> 2. NhanVienPanel (bảng NHANVIEN)</w:t>
+      </w:r>
+    </w:p>
+    <w:p>
+      <w:pPr>
+        <w:numPr>
+          <w:ilvl w:val="0"/>
+          <w:numId w:val="13"/>
+        </w:numPr>
+        <w:spacing w:line="360" w:lineRule="auto"/>
+        <w:rPr>
+          <w:rFonts w:ascii="Times New Roman" w:hAnsi="Times New Roman" w:cs="Times New Roman"/>
+          <w:sz w:val="28"/>
+          <w:szCs w:val="28"/>
+        </w:rPr>
+      </w:pPr>
+      <w:r>
+        <w:rPr>
+          <w:rFonts w:ascii="Times New Roman" w:hAnsi="Times New Roman" w:cs="Times New Roman"/>
+          <w:b/>
+          <w:bCs/>
+          <w:sz w:val="28"/>
+          <w:szCs w:val="28"/>
+        </w:rPr>
+        <w:t>Thanh công cụ</w:t>
+      </w:r>
+      <w:r>
+        <w:rPr>
+          <w:rFonts w:ascii="Times New Roman" w:hAnsi="Times New Roman" w:cs="Times New Roman"/>
+          <w:sz w:val="28"/>
+          <w:szCs w:val="28"/>
+        </w:rPr>
+        <w:t>: btnAdd, btnEdit, btnDelete, btnRefresh</w:t>
+      </w:r>
+    </w:p>
+    <w:p>
+      <w:pPr>
+        <w:numPr>
+          <w:ilvl w:val="0"/>
+          <w:numId w:val="13"/>
+        </w:numPr>
+        <w:spacing w:line="360" w:lineRule="auto"/>
+        <w:rPr>
+          <w:rFonts w:ascii="Times New Roman" w:hAnsi="Times New Roman" w:cs="Times New Roman"/>
+          <w:sz w:val="28"/>
+          <w:szCs w:val="28"/>
+        </w:rPr>
+      </w:pPr>
+      <w:r>
+        <w:rPr>
+          <w:rFonts w:ascii="Times New Roman" w:hAnsi="Times New Roman" w:cs="Times New Roman"/>
+          <w:b/>
+          <w:bCs/>
+          <w:sz w:val="28"/>
+          <w:szCs w:val="28"/>
+        </w:rPr>
+        <w:t>Bảng</w:t>
+      </w:r>
+      <w:r>
+        <w:rPr>
+          <w:rFonts w:ascii="Times New Roman" w:hAnsi="Times New Roman" w:cs="Times New Roman"/>
+          <w:sz w:val="28"/>
+          <w:szCs w:val="28"/>
+        </w:rPr>
+        <w:t>: tblNhanVien (Mã NV, Tên NV, Giới tính, SĐT, Email, Chức vụ)</w:t>
+      </w:r>
+    </w:p>
+    <w:p>
+      <w:pPr>
+        <w:numPr>
+          <w:ilvl w:val="0"/>
+          <w:numId w:val="13"/>
+        </w:numPr>
+        <w:spacing w:line="360" w:lineRule="auto"/>
+        <w:rPr>
+          <w:rFonts w:ascii="Times New Roman" w:hAnsi="Times New Roman" w:cs="Times New Roman"/>
+          <w:sz w:val="28"/>
+          <w:szCs w:val="28"/>
+        </w:rPr>
+      </w:pPr>
+      <w:r>
+        <w:rPr>
+          <w:rFonts w:ascii="Times New Roman" w:hAnsi="Times New Roman" w:cs="Times New Roman"/>
+          <w:b/>
+          <w:bCs/>
+          <w:sz w:val="28"/>
+          <w:szCs w:val="28"/>
+        </w:rPr>
+        <w:t>Form chi tiết (JDialog)</w:t>
+      </w:r>
+      <w:r>
+        <w:rPr>
+          <w:rFonts w:ascii="Times New Roman" w:hAnsi="Times New Roman" w:cs="Times New Roman"/>
+          <w:sz w:val="28"/>
+          <w:szCs w:val="28"/>
+        </w:rPr>
+        <w:t>:</w:t>
+      </w:r>
+    </w:p>
+    <w:p>
+      <w:pPr>
+        <w:numPr>
+          <w:ilvl w:val="1"/>
+          <w:numId w:val="13"/>
+        </w:numPr>
+        <w:spacing w:line="360" w:lineRule="auto"/>
+        <w:rPr>
+          <w:rFonts w:ascii="Times New Roman" w:hAnsi="Times New Roman" w:cs="Times New Roman"/>
+          <w:sz w:val="28"/>
+          <w:szCs w:val="28"/>
+        </w:rPr>
+      </w:pPr>
+      <w:r>
+        <w:rPr>
+          <w:rFonts w:ascii="Times New Roman" w:hAnsi="Times New Roman" w:cs="Times New Roman"/>
+          <w:sz w:val="28"/>
+          <w:szCs w:val="28"/>
+        </w:rPr>
+        <w:t>txtMaNV, txtTenNV, cboGioiTinh, txtSDT, txtEmail, cboChucVu</w:t>
+      </w:r>
+    </w:p>
+    <w:p>
+      <w:pPr>
+        <w:numPr>
+          <w:ilvl w:val="0"/>
+          <w:numId w:val="13"/>
+        </w:numPr>
+        <w:spacing w:line="360" w:lineRule="auto"/>
+        <w:rPr>
+          <w:rFonts w:ascii="Times New Roman" w:hAnsi="Times New Roman" w:cs="Times New Roman"/>
+          <w:sz w:val="28"/>
+          <w:szCs w:val="28"/>
+        </w:rPr>
+      </w:pPr>
+      <w:r>
+        <w:rPr>
+          <w:rFonts w:ascii="Times New Roman" w:hAnsi="Times New Roman" w:cs="Times New Roman"/>
+          <w:b/>
+          <w:bCs/>
+          <w:sz w:val="28"/>
+          <w:szCs w:val="28"/>
+        </w:rPr>
+        <w:t>Ràng buộc</w:t>
+      </w:r>
+      <w:r>
+        <w:rPr>
+          <w:rFonts w:ascii="Times New Roman" w:hAnsi="Times New Roman" w:cs="Times New Roman"/>
+          <w:sz w:val="28"/>
+          <w:szCs w:val="28"/>
+        </w:rPr>
+        <w:t>: Khi xóa NV phải check liên quan Tài khoản / Đơn hàng / Phiếu nhập.</w:t>
+      </w:r>
+    </w:p>
+    <w:p>
+      <w:pPr>
+        <w:spacing w:line="360" w:lineRule="auto"/>
+        <w:rPr>
+          <w:rFonts w:ascii="Times New Roman" w:hAnsi="Times New Roman" w:cs="Times New Roman"/>
+          <w:sz w:val="28"/>
+          <w:szCs w:val="28"/>
+        </w:rPr>
+      </w:pPr>
+      <w:r>
+        <w:rPr>
+          <w:rFonts w:ascii="Times New Roman" w:hAnsi="Times New Roman" w:cs="Times New Roman"/>
+          <w:sz w:val="28"/>
+          <w:szCs w:val="28"/>
+        </w:rPr>
+        <w:pict w14:anchorId="6AE581A3">
+          <v:rect id="_x0000_i1036" style="width:0;height:1.5pt" o:hralign="center" o:hrstd="t" o:hr="t" fillcolor="#a0a0a0" stroked="f"/>
+        </w:pict>
+      </w:r>
+    </w:p>
+    <w:p>
+      <w:pPr>
+        <w:spacing w:line="360" w:lineRule="auto"/>
+        <w:rPr>
+          <w:rFonts w:ascii="Times New Roman" w:hAnsi="Times New Roman" w:cs="Times New Roman"/>
+          <w:b/>
+          <w:bCs/>
+          <w:sz w:val="28"/>
+          <w:szCs w:val="28"/>
+        </w:rPr>
+      </w:pPr>
+      <w:r>
+        <w:rPr>
+          <w:rFonts w:ascii="Segoe UI Emoji" w:hAnsi="Segoe UI Emoji" w:cs="Segoe UI Emoji"/>
+          <w:b/>
+          <w:bCs/>
+          <w:sz w:val="28"/>
+          <w:szCs w:val="28"/>
+        </w:rPr>
+        <w:t>📌</w:t>
+      </w:r>
+      <w:r>
+        <w:rPr>
+          <w:rFonts w:ascii="Times New Roman" w:hAnsi="Times New Roman" w:cs="Times New Roman"/>
+          <w:b/>
+          <w:bCs/>
+          <w:sz w:val="28"/>
+          <w:szCs w:val="28"/>
+        </w:rPr>
+        <w:t xml:space="preserve"> 3. KhachHangPanel (bảng KHACHHANG)</w:t>
+      </w:r>
+    </w:p>
+    <w:p>
+      <w:pPr>
+        <w:numPr>
+          <w:ilvl w:val="0"/>
+          <w:numId w:val="14"/>
+        </w:numPr>
+        <w:spacing w:line="360" w:lineRule="auto"/>
+        <w:rPr>
+          <w:rFonts w:ascii="Times New Roman" w:hAnsi="Times New Roman" w:cs="Times New Roman"/>
+          <w:sz w:val="28"/>
+          <w:szCs w:val="28"/>
+        </w:rPr>
+      </w:pPr>
+      <w:r>
+        <w:rPr>
+          <w:rFonts w:ascii="Times New Roman" w:hAnsi="Times New Roman" w:cs="Times New Roman"/>
+          <w:b/>
+          <w:bCs/>
+          <w:sz w:val="28"/>
+          <w:szCs w:val="28"/>
+        </w:rPr>
+        <w:t>Thanh công cụ</w:t>
+      </w:r>
+      <w:r>
+        <w:rPr>
+          <w:rFonts w:ascii="Times New Roman" w:hAnsi="Times New Roman" w:cs="Times New Roman"/>
+          <w:sz w:val="28"/>
+          <w:szCs w:val="28"/>
+        </w:rPr>
+        <w:t>: btnAdd, btnEdit, btnDelete, btnRefresh</w:t>
+      </w:r>
+    </w:p>
+    <w:p>
+      <w:pPr>
+        <w:numPr>
+          <w:ilvl w:val="0"/>
+          <w:numId w:val="14"/>
+        </w:numPr>
+        <w:spacing w:line="360" w:lineRule="auto"/>
+        <w:rPr>
+          <w:rFonts w:ascii="Times New Roman" w:hAnsi="Times New Roman" w:cs="Times New Roman"/>
+          <w:sz w:val="28"/>
+          <w:szCs w:val="28"/>
+        </w:rPr>
+      </w:pPr>
+      <w:r>
+        <w:rPr>
+          <w:rFonts w:ascii="Times New Roman" w:hAnsi="Times New Roman" w:cs="Times New Roman"/>
+          <w:b/>
+          <w:bCs/>
+          <w:sz w:val="28"/>
+          <w:szCs w:val="28"/>
+        </w:rPr>
+        <w:t>Bảng</w:t>
+      </w:r>
+      <w:r>
+        <w:rPr>
+          <w:rFonts w:ascii="Times New Roman" w:hAnsi="Times New Roman" w:cs="Times New Roman"/>
+          <w:sz w:val="28"/>
+          <w:szCs w:val="28"/>
+        </w:rPr>
+        <w:t>: tblKhachHang (Mã KH, Tên KH, SĐT, Email, Địa chỉ)</w:t>
+      </w:r>
+    </w:p>
+    <w:p>
+      <w:pPr>
+        <w:numPr>
+          <w:ilvl w:val="0"/>
+          <w:numId w:val="14"/>
+        </w:numPr>
+        <w:spacing w:line="360" w:lineRule="auto"/>
+        <w:rPr>
+          <w:rFonts w:ascii="Times New Roman" w:hAnsi="Times New Roman" w:cs="Times New Roman"/>
+          <w:sz w:val="28"/>
+          <w:szCs w:val="28"/>
+        </w:rPr>
+      </w:pPr>
+      <w:r>
+        <w:rPr>
+          <w:rFonts w:ascii="Times New Roman" w:hAnsi="Times New Roman" w:cs="Times New Roman"/>
+          <w:b/>
+          <w:bCs/>
+          <w:sz w:val="28"/>
+          <w:szCs w:val="28"/>
+        </w:rPr>
+        <w:lastRenderedPageBreak/>
+        <w:t>Form chi tiết (JDialog)</w:t>
+      </w:r>
+      <w:r>
+        <w:rPr>
+          <w:rFonts w:ascii="Times New Roman" w:hAnsi="Times New Roman" w:cs="Times New Roman"/>
+          <w:sz w:val="28"/>
+          <w:szCs w:val="28"/>
+        </w:rPr>
+        <w:t>:</w:t>
+      </w:r>
+    </w:p>
+    <w:p>
+      <w:pPr>
+        <w:numPr>
+          <w:ilvl w:val="1"/>
+          <w:numId w:val="14"/>
+        </w:numPr>
+        <w:spacing w:line="360" w:lineRule="auto"/>
+        <w:rPr>
+          <w:rFonts w:ascii="Times New Roman" w:hAnsi="Times New Roman" w:cs="Times New Roman"/>
+          <w:sz w:val="28"/>
+          <w:szCs w:val="28"/>
+        </w:rPr>
+      </w:pPr>
+      <w:r>
+        <w:rPr>
+          <w:rFonts w:ascii="Times New Roman" w:hAnsi="Times New Roman" w:cs="Times New Roman"/>
+          <w:sz w:val="28"/>
+          <w:szCs w:val="28"/>
+        </w:rPr>
+        <w:t>txtMaKH, txtTenKH, txtSDT, txtEmail, txtDiaChi</w:t>
+      </w:r>
+    </w:p>
+    <w:p>
+      <w:pPr>
+        <w:spacing w:line="360" w:lineRule="auto"/>
+        <w:rPr>
+          <w:rFonts w:ascii="Times New Roman" w:hAnsi="Times New Roman" w:cs="Times New Roman"/>
+          <w:sz w:val="28"/>
+          <w:szCs w:val="28"/>
+        </w:rPr>
+      </w:pPr>
+      <w:r>
+        <w:rPr>
+          <w:rFonts w:ascii="Times New Roman" w:hAnsi="Times New Roman" w:cs="Times New Roman"/>
+          <w:sz w:val="28"/>
+          <w:szCs w:val="28"/>
+        </w:rPr>
+        <w:pict w14:anchorId="01AB37FD">
+          <v:rect id="_x0000_i1037" style="width:0;height:1.5pt" o:hralign="center" o:hrstd="t" o:hr="t" fillcolor="#a0a0a0" stroked="f"/>
+        </w:pict>
+      </w:r>
+    </w:p>
+    <w:p>
+      <w:pPr>
+        <w:spacing w:line="360" w:lineRule="auto"/>
+        <w:rPr>
+          <w:rFonts w:ascii="Times New Roman" w:hAnsi="Times New Roman" w:cs="Times New Roman"/>
+          <w:b/>
+          <w:bCs/>
+          <w:sz w:val="28"/>
+          <w:szCs w:val="28"/>
+        </w:rPr>
+      </w:pPr>
+      <w:r>
+        <w:rPr>
+          <w:rFonts w:ascii="Segoe UI Emoji" w:hAnsi="Segoe UI Emoji" w:cs="Segoe UI Emoji"/>
+          <w:b/>
+          <w:bCs/>
+          <w:sz w:val="28"/>
+          <w:szCs w:val="28"/>
+        </w:rPr>
+        <w:t>📌</w:t>
+      </w:r>
+      <w:r>
+        <w:rPr>
+          <w:rFonts w:ascii="Times New Roman" w:hAnsi="Times New Roman" w:cs="Times New Roman"/>
+          <w:b/>
+          <w:bCs/>
+          <w:sz w:val="28"/>
+          <w:szCs w:val="28"/>
+        </w:rPr>
+        <w:t xml:space="preserve"> 4. LoaiSPPanel (bảng LOAISP)</w:t>
+      </w:r>
+    </w:p>
+    <w:p>
+      <w:pPr>
+        <w:numPr>
+          <w:ilvl w:val="0"/>
+          <w:numId w:val="15"/>
+        </w:numPr>
+        <w:spacing w:line="360" w:lineRule="auto"/>
+        <w:rPr>
+          <w:rFonts w:ascii="Times New Roman" w:hAnsi="Times New Roman" w:cs="Times New Roman"/>
+          <w:sz w:val="28"/>
+          <w:szCs w:val="28"/>
+        </w:rPr>
+      </w:pPr>
+      <w:r>
+        <w:rPr>
+          <w:rFonts w:ascii="Times New Roman" w:hAnsi="Times New Roman" w:cs="Times New Roman"/>
+          <w:b/>
+          <w:bCs/>
+          <w:sz w:val="28"/>
+          <w:szCs w:val="28"/>
+        </w:rPr>
+        <w:t>Thanh công cụ</w:t>
+      </w:r>
+      <w:r>
+        <w:rPr>
+          <w:rFonts w:ascii="Times New Roman" w:hAnsi="Times New Roman" w:cs="Times New Roman"/>
+          <w:sz w:val="28"/>
+          <w:szCs w:val="28"/>
+        </w:rPr>
+        <w:t>: btnAdd, btnEdit, btnDelete, btnRefresh</w:t>
+      </w:r>
+    </w:p>
+    <w:p>
+      <w:pPr>
+        <w:numPr>
+          <w:ilvl w:val="0"/>
+          <w:numId w:val="15"/>
+        </w:numPr>
+        <w:spacing w:line="360" w:lineRule="auto"/>
+        <w:rPr>
+          <w:rFonts w:ascii="Times New Roman" w:hAnsi="Times New Roman" w:cs="Times New Roman"/>
+          <w:sz w:val="28"/>
+          <w:szCs w:val="28"/>
+        </w:rPr>
+      </w:pPr>
+      <w:r>
+        <w:rPr>
+          <w:rFonts w:ascii="Times New Roman" w:hAnsi="Times New Roman" w:cs="Times New Roman"/>
+          <w:b/>
+          <w:bCs/>
+          <w:sz w:val="28"/>
+          <w:szCs w:val="28"/>
+        </w:rPr>
+        <w:t>Bảng</w:t>
+      </w:r>
+      <w:r>
+        <w:rPr>
+          <w:rFonts w:ascii="Times New Roman" w:hAnsi="Times New Roman" w:cs="Times New Roman"/>
+          <w:sz w:val="28"/>
+          <w:szCs w:val="28"/>
+        </w:rPr>
+        <w:t>: tblLoaiSP (Mã loại, Tên loại, Mô tả)</w:t>
+      </w:r>
+    </w:p>
+    <w:p>
+      <w:pPr>
+        <w:numPr>
+          <w:ilvl w:val="0"/>
+          <w:numId w:val="15"/>
+        </w:numPr>
+        <w:spacing w:line="360" w:lineRule="auto"/>
+        <w:rPr>
+          <w:rFonts w:ascii="Times New Roman" w:hAnsi="Times New Roman" w:cs="Times New Roman"/>
+          <w:sz w:val="28"/>
+          <w:szCs w:val="28"/>
+        </w:rPr>
+      </w:pPr>
+      <w:r>
+        <w:rPr>
+          <w:rFonts w:ascii="Times New Roman" w:hAnsi="Times New Roman" w:cs="Times New Roman"/>
+          <w:b/>
+          <w:bCs/>
+          <w:sz w:val="28"/>
+          <w:szCs w:val="28"/>
+        </w:rPr>
+        <w:t>Form chi tiết (JDialog)</w:t>
+      </w:r>
+      <w:r>
+        <w:rPr>
+          <w:rFonts w:ascii="Times New Roman" w:hAnsi="Times New Roman" w:cs="Times New Roman"/>
+          <w:sz w:val="28"/>
+          <w:szCs w:val="28"/>
+        </w:rPr>
+        <w:t>:</w:t>
+      </w:r>
+    </w:p>
+    <w:p>
+      <w:pPr>
+        <w:numPr>
+          <w:ilvl w:val="1"/>
+          <w:numId w:val="15"/>
+        </w:numPr>
+        <w:spacing w:line="360" w:lineRule="auto"/>
+        <w:rPr>
+          <w:rFonts w:ascii="Times New Roman" w:hAnsi="Times New Roman" w:cs="Times New Roman"/>
+          <w:sz w:val="28"/>
+          <w:szCs w:val="28"/>
+        </w:rPr>
+      </w:pPr>
+      <w:r>
+        <w:rPr>
+          <w:rFonts w:ascii="Times New Roman" w:hAnsi="Times New Roman" w:cs="Times New Roman"/>
+          <w:sz w:val="28"/>
+          <w:szCs w:val="28"/>
+        </w:rPr>
+        <w:t>txtMaLoai, txtTenLoai, txtMoTa</w:t>
+      </w:r>
+    </w:p>
+    <w:p>
+      <w:pPr>
+        <w:spacing w:line="360" w:lineRule="auto"/>
+        <w:rPr>
+          <w:rFonts w:ascii="Times New Roman" w:hAnsi="Times New Roman" w:cs="Times New Roman"/>
+          <w:sz w:val="28"/>
+          <w:szCs w:val="28"/>
+        </w:rPr>
+      </w:pPr>
+      <w:r>
+        <w:rPr>
+          <w:rFonts w:ascii="Times New Roman" w:hAnsi="Times New Roman" w:cs="Times New Roman"/>
+          <w:sz w:val="28"/>
+          <w:szCs w:val="28"/>
+        </w:rPr>
+        <w:pict w14:anchorId="208F9C6F">
+          <v:rect id="_x0000_i1038" style="width:0;height:1.5pt" o:hralign="center" o:hrstd="t" o:hr="t" fillcolor="#a0a0a0" stroked="f"/>
+        </w:pict>
+      </w:r>
+    </w:p>
+    <w:p>
+      <w:pPr>
+        <w:spacing w:line="360" w:lineRule="auto"/>
+        <w:rPr>
+          <w:rFonts w:ascii="Times New Roman" w:hAnsi="Times New Roman" w:cs="Times New Roman"/>
+          <w:b/>
+          <w:bCs/>
+          <w:sz w:val="28"/>
+          <w:szCs w:val="28"/>
+        </w:rPr>
+      </w:pPr>
+      <w:r>
+        <w:rPr>
+          <w:rFonts w:ascii="Segoe UI Emoji" w:hAnsi="Segoe UI Emoji" w:cs="Segoe UI Emoji"/>
+          <w:b/>
+          <w:bCs/>
+          <w:sz w:val="28"/>
+          <w:szCs w:val="28"/>
+        </w:rPr>
+        <w:t>📌</w:t>
+      </w:r>
+      <w:r>
+        <w:rPr>
+          <w:rFonts w:ascii="Times New Roman" w:hAnsi="Times New Roman" w:cs="Times New Roman"/>
+          <w:b/>
+          <w:bCs/>
+          <w:sz w:val="28"/>
+          <w:szCs w:val="28"/>
+        </w:rPr>
+        <w:t xml:space="preserve"> 5. NhaCungCapPanel (bảng NHACUNGCAP)</w:t>
+      </w:r>
+    </w:p>
+    <w:p>
+      <w:pPr>
+        <w:numPr>
+          <w:ilvl w:val="0"/>
+          <w:numId w:val="16"/>
+        </w:numPr>
+        <w:spacing w:line="360" w:lineRule="auto"/>
+        <w:rPr>
+          <w:rFonts w:ascii="Times New Roman" w:hAnsi="Times New Roman" w:cs="Times New Roman"/>
+          <w:sz w:val="28"/>
+          <w:szCs w:val="28"/>
+        </w:rPr>
+      </w:pPr>
+      <w:r>
+        <w:rPr>
+          <w:rFonts w:ascii="Times New Roman" w:hAnsi="Times New Roman" w:cs="Times New Roman"/>
+          <w:b/>
+          <w:bCs/>
+          <w:sz w:val="28"/>
+          <w:szCs w:val="28"/>
+        </w:rPr>
+        <w:t>Thanh công cụ</w:t>
+      </w:r>
+      <w:r>
+        <w:rPr>
+          <w:rFonts w:ascii="Times New Roman" w:hAnsi="Times New Roman" w:cs="Times New Roman"/>
+          <w:sz w:val="28"/>
+          <w:szCs w:val="28"/>
+        </w:rPr>
+        <w:t>: btnAdd, btnEdit, btnDelete, btnRefresh</w:t>
+      </w:r>
+    </w:p>
+    <w:p>
+      <w:pPr>
+        <w:numPr>
+          <w:ilvl w:val="0"/>
+          <w:numId w:val="16"/>
+        </w:numPr>
+        <w:spacing w:line="360" w:lineRule="auto"/>
+        <w:rPr>
+          <w:rFonts w:ascii="Times New Roman" w:hAnsi="Times New Roman" w:cs="Times New Roman"/>
+          <w:sz w:val="28"/>
+          <w:szCs w:val="28"/>
+        </w:rPr>
+      </w:pPr>
+      <w:r>
+        <w:rPr>
+          <w:rFonts w:ascii="Times New Roman" w:hAnsi="Times New Roman" w:cs="Times New Roman"/>
+          <w:b/>
+          <w:bCs/>
+          <w:sz w:val="28"/>
+          <w:szCs w:val="28"/>
+        </w:rPr>
+        <w:t>Bảng</w:t>
+      </w:r>
+      <w:r>
+        <w:rPr>
+          <w:rFonts w:ascii="Times New Roman" w:hAnsi="Times New Roman" w:cs="Times New Roman"/>
+          <w:sz w:val="28"/>
+          <w:szCs w:val="28"/>
+        </w:rPr>
+        <w:t>: tblNCC (Mã NCC, Tên NCC, SĐT, Email, Địa chỉ)</w:t>
+      </w:r>
+    </w:p>
+    <w:p>
+      <w:pPr>
+        <w:numPr>
+          <w:ilvl w:val="0"/>
+          <w:numId w:val="16"/>
+        </w:numPr>
+        <w:spacing w:line="360" w:lineRule="auto"/>
+        <w:rPr>
+          <w:rFonts w:ascii="Times New Roman" w:hAnsi="Times New Roman" w:cs="Times New Roman"/>
+          <w:sz w:val="28"/>
+          <w:szCs w:val="28"/>
+        </w:rPr>
+      </w:pPr>
+      <w:r>
+        <w:rPr>
+          <w:rFonts w:ascii="Times New Roman" w:hAnsi="Times New Roman" w:cs="Times New Roman"/>
+          <w:b/>
+          <w:bCs/>
+          <w:sz w:val="28"/>
+          <w:szCs w:val="28"/>
+        </w:rPr>
+        <w:t>Form chi tiết (JDialog)</w:t>
+      </w:r>
+      <w:r>
+        <w:rPr>
+          <w:rFonts w:ascii="Times New Roman" w:hAnsi="Times New Roman" w:cs="Times New Roman"/>
+          <w:sz w:val="28"/>
+          <w:szCs w:val="28"/>
+        </w:rPr>
+        <w:t>:</w:t>
+      </w:r>
+    </w:p>
+    <w:p>
+      <w:pPr>
+        <w:numPr>
+          <w:ilvl w:val="1"/>
+          <w:numId w:val="16"/>
+        </w:numPr>
+        <w:spacing w:line="360" w:lineRule="auto"/>
+        <w:rPr>
+          <w:rFonts w:ascii="Times New Roman" w:hAnsi="Times New Roman" w:cs="Times New Roman"/>
+          <w:sz w:val="28"/>
+          <w:szCs w:val="28"/>
+        </w:rPr>
+      </w:pPr>
+      <w:r>
+        <w:rPr>
+          <w:rFonts w:ascii="Times New Roman" w:hAnsi="Times New Roman" w:cs="Times New Roman"/>
+          <w:sz w:val="28"/>
+          <w:szCs w:val="28"/>
+        </w:rPr>
+        <w:t>txtMaNCC, txtTenNCC, txtSDT, txtEmail, txtDiaChi</w:t>
+      </w:r>
+    </w:p>
+    <w:p>
+      <w:pPr>
+        <w:spacing w:line="360" w:lineRule="auto"/>
+        <w:rPr>
+          <w:rFonts w:ascii="Times New Roman" w:hAnsi="Times New Roman" w:cs="Times New Roman"/>
+          <w:sz w:val="28"/>
+          <w:szCs w:val="28"/>
+        </w:rPr>
+      </w:pPr>
+      <w:r>
+        <w:rPr>
+          <w:rFonts w:ascii="Times New Roman" w:hAnsi="Times New Roman" w:cs="Times New Roman"/>
+          <w:sz w:val="28"/>
+          <w:szCs w:val="28"/>
+        </w:rPr>
+        <w:pict w14:anchorId="407118A8">
+          <v:rect id="_x0000_i1039" style="width:0;height:1.5pt" o:hralign="center" o:hrstd="t" o:hr="t" fillcolor="#a0a0a0" stroked="f"/>
+        </w:pict>
+      </w:r>
+    </w:p>
+    <w:p>
+      <w:pPr>
+        <w:spacing w:line="360" w:lineRule="auto"/>
+        <w:rPr>
+          <w:rFonts w:ascii="Times New Roman" w:hAnsi="Times New Roman" w:cs="Times New Roman"/>
+          <w:b/>
+          <w:bCs/>
+          <w:sz w:val="28"/>
+          <w:szCs w:val="28"/>
+        </w:rPr>
+      </w:pPr>
+      <w:r>
+        <w:rPr>
+          <w:rFonts w:ascii="Segoe UI Emoji" w:hAnsi="Segoe UI Emoji" w:cs="Segoe UI Emoji"/>
+          <w:b/>
+          <w:bCs/>
+          <w:sz w:val="28"/>
+          <w:szCs w:val="28"/>
+        </w:rPr>
+        <w:t>📌</w:t>
+      </w:r>
+      <w:r>
+        <w:rPr>
+          <w:rFonts w:ascii="Times New Roman" w:hAnsi="Times New Roman" w:cs="Times New Roman"/>
+          <w:b/>
+          <w:bCs/>
+          <w:sz w:val="28"/>
+          <w:szCs w:val="28"/>
+        </w:rPr>
+        <w:t xml:space="preserve"> 6. SanPhamPanel (bảng SANPHAM)</w:t>
+      </w:r>
+    </w:p>
+    <w:p>
+      <w:pPr>
+        <w:numPr>
+          <w:ilvl w:val="0"/>
+          <w:numId w:val="17"/>
+        </w:numPr>
+        <w:spacing w:line="360" w:lineRule="auto"/>
+        <w:rPr>
+          <w:rFonts w:ascii="Times New Roman" w:hAnsi="Times New Roman" w:cs="Times New Roman"/>
+          <w:sz w:val="28"/>
+          <w:szCs w:val="28"/>
+        </w:rPr>
+      </w:pPr>
+      <w:r>
+        <w:rPr>
+          <w:rFonts w:ascii="Times New Roman" w:hAnsi="Times New Roman" w:cs="Times New Roman"/>
+          <w:b/>
+          <w:bCs/>
+          <w:sz w:val="28"/>
+          <w:szCs w:val="28"/>
+        </w:rPr>
+        <w:t>Thanh công cụ</w:t>
+      </w:r>
+      <w:r>
+        <w:rPr>
+          <w:rFonts w:ascii="Times New Roman" w:hAnsi="Times New Roman" w:cs="Times New Roman"/>
+          <w:sz w:val="28"/>
+          <w:szCs w:val="28"/>
+        </w:rPr>
+        <w:t>: btnAdd, btnEdit, btnDelete, btnRefresh</w:t>
+      </w:r>
+    </w:p>
+    <w:p>
+      <w:pPr>
+        <w:numPr>
+          <w:ilvl w:val="0"/>
+          <w:numId w:val="17"/>
+        </w:numPr>
+        <w:spacing w:line="360" w:lineRule="auto"/>
+        <w:rPr>
+          <w:rFonts w:ascii="Times New Roman" w:hAnsi="Times New Roman" w:cs="Times New Roman"/>
+          <w:sz w:val="28"/>
+          <w:szCs w:val="28"/>
+        </w:rPr>
+      </w:pPr>
+      <w:r>
+        <w:rPr>
+          <w:rFonts w:ascii="Times New Roman" w:hAnsi="Times New Roman" w:cs="Times New Roman"/>
+          <w:b/>
+          <w:bCs/>
+          <w:sz w:val="28"/>
+          <w:szCs w:val="28"/>
+        </w:rPr>
+        <w:t>Bảng</w:t>
+      </w:r>
+      <w:r>
+        <w:rPr>
+          <w:rFonts w:ascii="Times New Roman" w:hAnsi="Times New Roman" w:cs="Times New Roman"/>
+          <w:sz w:val="28"/>
+          <w:szCs w:val="28"/>
+        </w:rPr>
+        <w:t>: tblSanPham (Mã SP, Tên SP, Loại SP, NCC, Đơn giá, Số lượng)</w:t>
+      </w:r>
+    </w:p>
+    <w:p>
+      <w:pPr>
+        <w:numPr>
+          <w:ilvl w:val="0"/>
+          <w:numId w:val="17"/>
+        </w:numPr>
+        <w:spacing w:line="360" w:lineRule="auto"/>
+        <w:rPr>
+          <w:rFonts w:ascii="Times New Roman" w:hAnsi="Times New Roman" w:cs="Times New Roman"/>
+          <w:sz w:val="28"/>
+          <w:szCs w:val="28"/>
+        </w:rPr>
+      </w:pPr>
+      <w:r>
+        <w:rPr>
+          <w:rFonts w:ascii="Times New Roman" w:hAnsi="Times New Roman" w:cs="Times New Roman"/>
+          <w:b/>
+          <w:bCs/>
+          <w:sz w:val="28"/>
+          <w:szCs w:val="28"/>
+        </w:rPr>
+        <w:t>Form chi tiết (JDialog)</w:t>
+      </w:r>
+      <w:r>
+        <w:rPr>
+          <w:rFonts w:ascii="Times New Roman" w:hAnsi="Times New Roman" w:cs="Times New Roman"/>
+          <w:sz w:val="28"/>
+          <w:szCs w:val="28"/>
+        </w:rPr>
+        <w:t>:</w:t>
+      </w:r>
+    </w:p>
+    <w:p>
+      <w:pPr>
+        <w:numPr>
+          <w:ilvl w:val="1"/>
+          <w:numId w:val="17"/>
+        </w:numPr>
+        <w:spacing w:line="360" w:lineRule="auto"/>
+        <w:rPr>
+          <w:rFonts w:ascii="Times New Roman" w:hAnsi="Times New Roman" w:cs="Times New Roman"/>
+          <w:sz w:val="28"/>
+          <w:szCs w:val="28"/>
+        </w:rPr>
+      </w:pPr>
+      <w:r>
+        <w:rPr>
+          <w:rFonts w:ascii="Times New Roman" w:hAnsi="Times New Roman" w:cs="Times New Roman"/>
+          <w:sz w:val="28"/>
+          <w:szCs w:val="28"/>
+        </w:rPr>
+        <w:t>txtMaSP, txtTenSP, cboLoaiSP, cboNCC, txtDonGia, spnSoLuong</w:t>
+      </w:r>
+    </w:p>
+    <w:p>
+      <w:pPr>
+        <w:numPr>
+          <w:ilvl w:val="0"/>
+          <w:numId w:val="17"/>
+        </w:numPr>
+        <w:spacing w:line="360" w:lineRule="auto"/>
+        <w:rPr>
+          <w:rFonts w:ascii="Times New Roman" w:hAnsi="Times New Roman" w:cs="Times New Roman"/>
+          <w:sz w:val="28"/>
+          <w:szCs w:val="28"/>
+        </w:rPr>
+      </w:pPr>
+      <w:r>
+        <w:rPr>
+          <w:rFonts w:ascii="Times New Roman" w:hAnsi="Times New Roman" w:cs="Times New Roman"/>
+          <w:b/>
+          <w:bCs/>
+          <w:sz w:val="28"/>
+          <w:szCs w:val="28"/>
+        </w:rPr>
+        <w:t>Hiển thị</w:t>
+      </w:r>
+      <w:r>
+        <w:rPr>
+          <w:rFonts w:ascii="Times New Roman" w:hAnsi="Times New Roman" w:cs="Times New Roman"/>
+          <w:sz w:val="28"/>
+          <w:szCs w:val="28"/>
+        </w:rPr>
+        <w:t>: JOIN để lấy Tên loại SP, Tên NCC thay vì mã.</w:t>
+      </w:r>
+    </w:p>
+    <w:p>
+      <w:pPr>
+        <w:spacing w:line="360" w:lineRule="auto"/>
+        <w:rPr>
+          <w:rFonts w:ascii="Times New Roman" w:hAnsi="Times New Roman" w:cs="Times New Roman"/>
+          <w:sz w:val="28"/>
+          <w:szCs w:val="28"/>
+        </w:rPr>
+      </w:pPr>
+      <w:r>
+        <w:rPr>
+          <w:rFonts w:ascii="Times New Roman" w:hAnsi="Times New Roman" w:cs="Times New Roman"/>
+          <w:sz w:val="28"/>
+          <w:szCs w:val="28"/>
+        </w:rPr>
+        <w:pict w14:anchorId="4DCBB6B4">
+          <v:rect id="_x0000_i1040" style="width:0;height:1.5pt" o:hralign="center" o:hrstd="t" o:hr="t" fillcolor="#a0a0a0" stroked="f"/>
+        </w:pict>
+      </w:r>
+    </w:p>
+    <w:p>
+      <w:pPr>
+        <w:spacing w:line="360" w:lineRule="auto"/>
+        <w:rPr>
+          <w:rFonts w:ascii="Times New Roman" w:hAnsi="Times New Roman" w:cs="Times New Roman"/>
+          <w:b/>
+          <w:bCs/>
+          <w:sz w:val="28"/>
+          <w:szCs w:val="28"/>
+        </w:rPr>
+      </w:pPr>
+      <w:r>
+        <w:rPr>
+          <w:rFonts w:ascii="Segoe UI Emoji" w:hAnsi="Segoe UI Emoji" w:cs="Segoe UI Emoji"/>
+          <w:b/>
+          <w:bCs/>
+          <w:sz w:val="28"/>
+          <w:szCs w:val="28"/>
+        </w:rPr>
+        <w:t>📌</w:t>
+      </w:r>
+      <w:r>
+        <w:rPr>
+          <w:rFonts w:ascii="Times New Roman" w:hAnsi="Times New Roman" w:cs="Times New Roman"/>
+          <w:b/>
+          <w:bCs/>
+          <w:sz w:val="28"/>
+          <w:szCs w:val="28"/>
+        </w:rPr>
+        <w:t xml:space="preserve"> 7. DonHangPanel (bảng DONHANG + CHITIETDONHANG)</w:t>
+      </w:r>
+    </w:p>
+    <w:p>
+      <w:pPr>
+        <w:numPr>
+          <w:ilvl w:val="0"/>
+          <w:numId w:val="18"/>
+        </w:numPr>
+        <w:spacing w:line="360" w:lineRule="auto"/>
+        <w:rPr>
+          <w:rFonts w:ascii="Times New Roman" w:hAnsi="Times New Roman" w:cs="Times New Roman"/>
+          <w:sz w:val="28"/>
+          <w:szCs w:val="28"/>
+        </w:rPr>
+      </w:pPr>
+      <w:r>
+        <w:rPr>
+          <w:rFonts w:ascii="Times New Roman" w:hAnsi="Times New Roman" w:cs="Times New Roman"/>
+          <w:b/>
+          <w:bCs/>
+          <w:sz w:val="28"/>
+          <w:szCs w:val="28"/>
+        </w:rPr>
+        <w:t>Thanh công cụ</w:t>
+      </w:r>
+      <w:r>
+        <w:rPr>
+          <w:rFonts w:ascii="Times New Roman" w:hAnsi="Times New Roman" w:cs="Times New Roman"/>
+          <w:sz w:val="28"/>
+          <w:szCs w:val="28"/>
+        </w:rPr>
+        <w:t>: btnAdd, btnEdit, btnDelete, btnRefresh</w:t>
+      </w:r>
+    </w:p>
+    <w:p>
+      <w:pPr>
+        <w:numPr>
+          <w:ilvl w:val="0"/>
+          <w:numId w:val="18"/>
+        </w:numPr>
+        <w:spacing w:line="360" w:lineRule="auto"/>
+        <w:rPr>
+          <w:rFonts w:ascii="Times New Roman" w:hAnsi="Times New Roman" w:cs="Times New Roman"/>
+          <w:sz w:val="28"/>
+          <w:szCs w:val="28"/>
+        </w:rPr>
+      </w:pPr>
+      <w:r>
+        <w:rPr>
+          <w:rFonts w:ascii="Times New Roman" w:hAnsi="Times New Roman" w:cs="Times New Roman"/>
+          <w:b/>
+          <w:bCs/>
+          <w:sz w:val="28"/>
+          <w:szCs w:val="28"/>
+        </w:rPr>
+        <w:t>Bảng chính</w:t>
+      </w:r>
+      <w:r>
+        <w:rPr>
+          <w:rFonts w:ascii="Times New Roman" w:hAnsi="Times New Roman" w:cs="Times New Roman"/>
+          <w:sz w:val="28"/>
+          <w:szCs w:val="28"/>
+        </w:rPr>
+        <w:t>: tblDonHang (Mã DH, Ngày, Khách hàng, Nhân viên, Tổng tiền)</w:t>
+      </w:r>
+    </w:p>
+    <w:p>
+      <w:pPr>
+        <w:numPr>
+          <w:ilvl w:val="0"/>
+          <w:numId w:val="18"/>
+        </w:numPr>
+        <w:spacing w:line="360" w:lineRule="auto"/>
+        <w:rPr>
+          <w:rFonts w:ascii="Times New Roman" w:hAnsi="Times New Roman" w:cs="Times New Roman"/>
+          <w:sz w:val="28"/>
+          <w:szCs w:val="28"/>
+        </w:rPr>
+      </w:pPr>
+      <w:r>
+        <w:rPr>
+          <w:rFonts w:ascii="Times New Roman" w:hAnsi="Times New Roman" w:cs="Times New Roman"/>
+          <w:b/>
+          <w:bCs/>
+          <w:sz w:val="28"/>
+          <w:szCs w:val="28"/>
+        </w:rPr>
+        <w:t>Bảng chi tiết</w:t>
+      </w:r>
+      <w:r>
+        <w:rPr>
+          <w:rFonts w:ascii="Times New Roman" w:hAnsi="Times New Roman" w:cs="Times New Roman"/>
+          <w:sz w:val="28"/>
+          <w:szCs w:val="28"/>
+        </w:rPr>
+        <w:t>: tblChiTietDH (Tên SP, Đơn giá, Số lượng, Thành tiền)</w:t>
+      </w:r>
+    </w:p>
+    <w:p>
+      <w:pPr>
+        <w:numPr>
+          <w:ilvl w:val="0"/>
+          <w:numId w:val="18"/>
+        </w:numPr>
+        <w:spacing w:line="360" w:lineRule="auto"/>
+        <w:rPr>
+          <w:rFonts w:ascii="Times New Roman" w:hAnsi="Times New Roman" w:cs="Times New Roman"/>
+          <w:sz w:val="28"/>
+          <w:szCs w:val="28"/>
+        </w:rPr>
+      </w:pPr>
+      <w:r>
+        <w:rPr>
+          <w:rFonts w:ascii="Times New Roman" w:hAnsi="Times New Roman" w:cs="Times New Roman"/>
+          <w:b/>
+          <w:bCs/>
+          <w:sz w:val="28"/>
+          <w:szCs w:val="28"/>
+        </w:rPr>
+        <w:lastRenderedPageBreak/>
+        <w:t>Form chi tiết (JDialog)</w:t>
+      </w:r>
+      <w:r>
+        <w:rPr>
+          <w:rFonts w:ascii="Times New Roman" w:hAnsi="Times New Roman" w:cs="Times New Roman"/>
+          <w:sz w:val="28"/>
+          <w:szCs w:val="28"/>
+        </w:rPr>
+        <w:t>:</w:t>
+      </w:r>
+    </w:p>
+    <w:p>
+      <w:pPr>
+        <w:numPr>
+          <w:ilvl w:val="1"/>
+          <w:numId w:val="18"/>
+        </w:numPr>
+        <w:spacing w:line="360" w:lineRule="auto"/>
+        <w:rPr>
+          <w:rFonts w:ascii="Times New Roman" w:hAnsi="Times New Roman" w:cs="Times New Roman"/>
+          <w:sz w:val="28"/>
+          <w:szCs w:val="28"/>
+        </w:rPr>
+      </w:pPr>
+      <w:r>
+        <w:rPr>
+          <w:rFonts w:ascii="Times New Roman" w:hAnsi="Times New Roman" w:cs="Times New Roman"/>
+          <w:sz w:val="28"/>
+          <w:szCs w:val="28"/>
+        </w:rPr>
+        <w:t>txtMaDH, cboKhachHang, cboNhanVien, txtNgayLap, txtTongTien</w:t>
+      </w:r>
+    </w:p>
+    <w:p>
+      <w:pPr>
+        <w:numPr>
+          <w:ilvl w:val="1"/>
+          <w:numId w:val="18"/>
+        </w:numPr>
+        <w:spacing w:line="360" w:lineRule="auto"/>
+        <w:rPr>
+          <w:rFonts w:ascii="Times New Roman" w:hAnsi="Times New Roman" w:cs="Times New Roman"/>
+          <w:sz w:val="28"/>
+          <w:szCs w:val="28"/>
+        </w:rPr>
+      </w:pPr>
+      <w:r>
+        <w:rPr>
+          <w:rFonts w:ascii="Times New Roman" w:hAnsi="Times New Roman" w:cs="Times New Roman"/>
+          <w:sz w:val="28"/>
+          <w:szCs w:val="28"/>
+        </w:rPr>
+        <w:t>Chi tiết: cboSanPham, txtDonGia, spnSoLuong</w:t>
+      </w:r>
+    </w:p>
+    <w:p>
+      <w:pPr>
+        <w:spacing w:line="360" w:lineRule="auto"/>
+        <w:rPr>
+          <w:rFonts w:ascii="Times New Roman" w:hAnsi="Times New Roman" w:cs="Times New Roman"/>
+          <w:sz w:val="28"/>
+          <w:szCs w:val="28"/>
+        </w:rPr>
+      </w:pPr>
+      <w:r>
+        <w:rPr>
+          <w:rFonts w:ascii="Times New Roman" w:hAnsi="Times New Roman" w:cs="Times New Roman"/>
+          <w:sz w:val="28"/>
+          <w:szCs w:val="28"/>
+        </w:rPr>
+        <w:pict w14:anchorId="1B2CF0C8">
+          <v:rect id="_x0000_i1041" style="width:0;height:1.5pt" o:hralign="center" o:hrstd="t" o:hr="t" fillcolor="#a0a0a0" stroked="f"/>
+        </w:pict>
+      </w:r>
+    </w:p>
+    <w:p>
+      <w:pPr>
+        <w:spacing w:line="360" w:lineRule="auto"/>
+        <w:rPr>
+          <w:rFonts w:ascii="Times New Roman" w:hAnsi="Times New Roman" w:cs="Times New Roman"/>
+          <w:b/>
+          <w:bCs/>
+          <w:sz w:val="28"/>
+          <w:szCs w:val="28"/>
+        </w:rPr>
+      </w:pPr>
+      <w:r>
+        <w:rPr>
+          <w:rFonts w:ascii="Segoe UI Emoji" w:hAnsi="Segoe UI Emoji" w:cs="Segoe UI Emoji"/>
+          <w:b/>
+          <w:bCs/>
+          <w:sz w:val="28"/>
+          <w:szCs w:val="28"/>
+        </w:rPr>
+        <w:t>📌</w:t>
+      </w:r>
+      <w:r>
+        <w:rPr>
+          <w:rFonts w:ascii="Times New Roman" w:hAnsi="Times New Roman" w:cs="Times New Roman"/>
+          <w:b/>
+          <w:bCs/>
+          <w:sz w:val="28"/>
+          <w:szCs w:val="28"/>
+        </w:rPr>
+        <w:t xml:space="preserve"> 8. PhieuNhapPanel (bảng PHIEUNHAP + CHITIETPHIEUNHAP)</w:t>
+      </w:r>
+    </w:p>
+    <w:p>
+      <w:pPr>
+        <w:numPr>
+          <w:ilvl w:val="0"/>
+          <w:numId w:val="19"/>
+        </w:numPr>
+        <w:spacing w:line="360" w:lineRule="auto"/>
+        <w:rPr>
+          <w:rFonts w:ascii="Times New Roman" w:hAnsi="Times New Roman" w:cs="Times New Roman"/>
+          <w:sz w:val="28"/>
+          <w:szCs w:val="28"/>
+        </w:rPr>
+      </w:pPr>
+      <w:r>
+        <w:rPr>
+          <w:rFonts w:ascii="Times New Roman" w:hAnsi="Times New Roman" w:cs="Times New Roman"/>
+          <w:b/>
+          <w:bCs/>
+          <w:sz w:val="28"/>
+          <w:szCs w:val="28"/>
+        </w:rPr>
+        <w:t>Thanh công cụ</w:t>
+      </w:r>
+      <w:r>
+        <w:rPr>
+          <w:rFonts w:ascii="Times New Roman" w:hAnsi="Times New Roman" w:cs="Times New Roman"/>
+          <w:sz w:val="28"/>
+          <w:szCs w:val="28"/>
+        </w:rPr>
+        <w:t>: btnAdd, btnEdit, btnDelete, btnRefresh</w:t>
+      </w:r>
+    </w:p>
+    <w:p>
+      <w:pPr>
+        <w:numPr>
+          <w:ilvl w:val="0"/>
+          <w:numId w:val="19"/>
+        </w:numPr>
+        <w:spacing w:line="360" w:lineRule="auto"/>
+        <w:rPr>
+          <w:rFonts w:ascii="Times New Roman" w:hAnsi="Times New Roman" w:cs="Times New Roman"/>
+          <w:sz w:val="28"/>
+          <w:szCs w:val="28"/>
+        </w:rPr>
+      </w:pPr>
+      <w:r>
+        <w:rPr>
+          <w:rFonts w:ascii="Times New Roman" w:hAnsi="Times New Roman" w:cs="Times New Roman"/>
+          <w:b/>
+          <w:bCs/>
+          <w:sz w:val="28"/>
+          <w:szCs w:val="28"/>
+        </w:rPr>
+        <w:t>Bảng chính</w:t>
+      </w:r>
+      <w:r>
+        <w:rPr>
+          <w:rFonts w:ascii="Times New Roman" w:hAnsi="Times New Roman" w:cs="Times New Roman"/>
+          <w:sz w:val="28"/>
+          <w:szCs w:val="28"/>
+        </w:rPr>
+        <w:t>: tblPhieuNhap (Mã PN, Ngày, NCC, NV, Tổng tiền)</w:t>
+      </w:r>
+    </w:p>
+    <w:p>
+      <w:pPr>
+        <w:numPr>
+          <w:ilvl w:val="0"/>
+          <w:numId w:val="19"/>
+        </w:numPr>
+        <w:spacing w:line="360" w:lineRule="auto"/>
+        <w:rPr>
+          <w:rFonts w:ascii="Times New Roman" w:hAnsi="Times New Roman" w:cs="Times New Roman"/>
+          <w:sz w:val="28"/>
+          <w:szCs w:val="28"/>
+        </w:rPr>
+      </w:pPr>
+      <w:r>
+        <w:rPr>
+          <w:rFonts w:ascii="Times New Roman" w:hAnsi="Times New Roman" w:cs="Times New Roman"/>
+          <w:b/>
+          <w:bCs/>
+          <w:sz w:val="28"/>
+          <w:szCs w:val="28"/>
+        </w:rPr>
+        <w:t>Bảng chi tiết</w:t>
+      </w:r>
+      <w:r>
+        <w:rPr>
+          <w:rFonts w:ascii="Times New Roman" w:hAnsi="Times New Roman" w:cs="Times New Roman"/>
+          <w:sz w:val="28"/>
+          <w:szCs w:val="28"/>
+        </w:rPr>
+        <w:t>: tblChiTietPN (Tên SP, Đơn giá nhập, Số lượng, Thành tiền)</w:t>
+      </w:r>
+    </w:p>
+    <w:p>
+      <w:pPr>
+        <w:numPr>
+          <w:ilvl w:val="0"/>
+          <w:numId w:val="19"/>
+        </w:numPr>
+        <w:spacing w:line="360" w:lineRule="auto"/>
+        <w:rPr>
+          <w:rFonts w:ascii="Times New Roman" w:hAnsi="Times New Roman" w:cs="Times New Roman"/>
+          <w:sz w:val="28"/>
+          <w:szCs w:val="28"/>
+        </w:rPr>
+      </w:pPr>
+      <w:r>
+        <w:rPr>
+          <w:rFonts w:ascii="Times New Roman" w:hAnsi="Times New Roman" w:cs="Times New Roman"/>
+          <w:b/>
+          <w:bCs/>
+          <w:sz w:val="28"/>
+          <w:szCs w:val="28"/>
+        </w:rPr>
+        <w:t>Form chi tiết (JDialog)</w:t>
+      </w:r>
+      <w:r>
+        <w:rPr>
+          <w:rFonts w:ascii="Times New Roman" w:hAnsi="Times New Roman" w:cs="Times New Roman"/>
+          <w:sz w:val="28"/>
+          <w:szCs w:val="28"/>
+        </w:rPr>
+        <w:t>:</w:t>
+      </w:r>
+    </w:p>
+    <w:p>
+      <w:pPr>
+        <w:numPr>
+          <w:ilvl w:val="1"/>
+          <w:numId w:val="19"/>
+        </w:numPr>
+        <w:spacing w:line="360" w:lineRule="auto"/>
+        <w:rPr>
+          <w:rFonts w:ascii="Times New Roman" w:hAnsi="Times New Roman" w:cs="Times New Roman"/>
+          <w:sz w:val="28"/>
+          <w:szCs w:val="28"/>
+        </w:rPr>
+      </w:pPr>
+      <w:r>
+        <w:rPr>
+          <w:rFonts w:ascii="Times New Roman" w:hAnsi="Times New Roman" w:cs="Times New Roman"/>
+          <w:sz w:val="28"/>
+          <w:szCs w:val="28"/>
+        </w:rPr>
+        <w:t>txtMaPN, cboNCC, cboNhanVien, txtNgayNhap, txtTongTien</w:t>
+      </w:r>
+    </w:p>
+    <w:p>
+      <w:pPr>
+        <w:numPr>
+          <w:ilvl w:val="1"/>
+          <w:numId w:val="19"/>
+        </w:numPr>
+        <w:spacing w:line="360" w:lineRule="auto"/>
+        <w:rPr>
+          <w:rFonts w:ascii="Times New Roman" w:hAnsi="Times New Roman" w:cs="Times New Roman"/>
+          <w:sz w:val="28"/>
+          <w:szCs w:val="28"/>
+        </w:rPr>
+      </w:pPr>
+      <w:r>
+        <w:rPr>
+          <w:rFonts w:ascii="Times New Roman" w:hAnsi="Times New Roman" w:cs="Times New Roman"/>
+          <w:sz w:val="28"/>
+          <w:szCs w:val="28"/>
+        </w:rPr>
+        <w:t>Chi tiết: cboSanPham, txtDonGiaNhap, spnSoLuong</w:t>
+      </w:r>
+    </w:p>
+    <w:p>
+      <w:pPr>
+        <w:spacing w:line="360" w:lineRule="auto"/>
+        <w:rPr>
+          <w:rFonts w:ascii="Times New Roman" w:hAnsi="Times New Roman" w:cs="Times New Roman"/>
+          <w:sz w:val="28"/>
+          <w:szCs w:val="28"/>
+        </w:rPr>
+      </w:pPr>
+      <w:r>
+        <w:rPr>
+          <w:rFonts w:ascii="Times New Roman" w:hAnsi="Times New Roman" w:cs="Times New Roman"/>
+          <w:sz w:val="28"/>
+          <w:szCs w:val="28"/>
+        </w:rPr>
+        <w:pict w14:anchorId="261DF6E2">
+          <v:rect id="_x0000_i1042" style="width:0;height:1.5pt" o:hralign="center" o:hrstd="t" o:hr="t" fillcolor="#a0a0a0" stroked="f"/>
+        </w:pict>
+      </w:r>
+    </w:p>
+    <w:p>
+      <w:pPr>
+        <w:spacing w:line="360" w:lineRule="auto"/>
+        <w:rPr>
+          <w:rFonts w:ascii="Times New Roman" w:hAnsi="Times New Roman" w:cs="Times New Roman"/>
+          <w:b/>
+          <w:bCs/>
+          <w:sz w:val="28"/>
+          <w:szCs w:val="28"/>
+        </w:rPr>
+      </w:pPr>
+      <w:r>
+        <w:rPr>
+          <w:rFonts w:ascii="Segoe UI Emoji" w:hAnsi="Segoe UI Emoji" w:cs="Segoe UI Emoji"/>
+          <w:b/>
+          <w:bCs/>
+          <w:sz w:val="28"/>
+          <w:szCs w:val="28"/>
+        </w:rPr>
+        <w:t>📌</w:t>
+      </w:r>
+      <w:r>
+        <w:rPr>
+          <w:rFonts w:ascii="Times New Roman" w:hAnsi="Times New Roman" w:cs="Times New Roman"/>
+          <w:b/>
+          <w:bCs/>
+          <w:sz w:val="28"/>
+          <w:szCs w:val="28"/>
+        </w:rPr>
+        <w:t xml:space="preserve"> 9. QuyenPanel (bảng QUYEN)</w:t>
+      </w:r>
+    </w:p>
+    <w:p>
+      <w:pPr>
+        <w:numPr>
+          <w:ilvl w:val="0"/>
+          <w:numId w:val="20"/>
+        </w:numPr>
+        <w:spacing w:line="360" w:lineRule="auto"/>
+        <w:rPr>
+          <w:rFonts w:ascii="Times New Roman" w:hAnsi="Times New Roman" w:cs="Times New Roman"/>
+          <w:sz w:val="28"/>
+          <w:szCs w:val="28"/>
+        </w:rPr>
+      </w:pPr>
+      <w:r>
+        <w:rPr>
+          <w:rFonts w:ascii="Times New Roman" w:hAnsi="Times New Roman" w:cs="Times New Roman"/>
+          <w:b/>
+          <w:bCs/>
+          <w:sz w:val="28"/>
+          <w:szCs w:val="28"/>
+        </w:rPr>
+        <w:t>Thanh công cụ</w:t>
+      </w:r>
+      <w:r>
+        <w:rPr>
+          <w:rFonts w:ascii="Times New Roman" w:hAnsi="Times New Roman" w:cs="Times New Roman"/>
+          <w:sz w:val="28"/>
+          <w:szCs w:val="28"/>
+        </w:rPr>
+        <w:t>: btnAdd, btnEdit, btnDelete, btnRefresh</w:t>
+      </w:r>
+    </w:p>
+    <w:p>
+      <w:pPr>
+        <w:numPr>
+          <w:ilvl w:val="0"/>
+          <w:numId w:val="20"/>
+        </w:numPr>
+        <w:spacing w:line="360" w:lineRule="auto"/>
+        <w:rPr>
+          <w:rFonts w:ascii="Times New Roman" w:hAnsi="Times New Roman" w:cs="Times New Roman"/>
+          <w:sz w:val="28"/>
+          <w:szCs w:val="28"/>
+        </w:rPr>
+      </w:pPr>
+      <w:r>
+        <w:rPr>
+          <w:rFonts w:ascii="Times New Roman" w:hAnsi="Times New Roman" w:cs="Times New Roman"/>
+          <w:b/>
+          <w:bCs/>
+          <w:sz w:val="28"/>
+          <w:szCs w:val="28"/>
+        </w:rPr>
+        <w:t>Bảng</w:t>
+      </w:r>
+      <w:r>
+        <w:rPr>
+          <w:rFonts w:ascii="Times New Roman" w:hAnsi="Times New Roman" w:cs="Times New Roman"/>
+          <w:sz w:val="28"/>
+          <w:szCs w:val="28"/>
+        </w:rPr>
+        <w:t>: tblQuyen (Mã quyền, Tên quyền, Mô tả)</w:t>
+      </w:r>
+    </w:p>
+    <w:p>
+      <w:pPr>
+        <w:numPr>
+          <w:ilvl w:val="0"/>
+          <w:numId w:val="20"/>
+        </w:numPr>
+        <w:spacing w:line="360" w:lineRule="auto"/>
+        <w:rPr>
+          <w:rFonts w:ascii="Times New Roman" w:hAnsi="Times New Roman" w:cs="Times New Roman"/>
+          <w:sz w:val="28"/>
+          <w:szCs w:val="28"/>
+        </w:rPr>
+      </w:pPr>
+      <w:r>
+        <w:rPr>
+          <w:rFonts w:ascii="Times New Roman" w:hAnsi="Times New Roman" w:cs="Times New Roman"/>
+          <w:b/>
+          <w:bCs/>
+          <w:sz w:val="28"/>
+          <w:szCs w:val="28"/>
+        </w:rPr>
+        <w:t>Form chi tiết (JDialog)</w:t>
+      </w:r>
+      <w:r>
+        <w:rPr>
+          <w:rFonts w:ascii="Times New Roman" w:hAnsi="Times New Roman" w:cs="Times New Roman"/>
+          <w:sz w:val="28"/>
+          <w:szCs w:val="28"/>
+        </w:rPr>
+        <w:t>:</w:t>
+      </w:r>
+    </w:p>
+    <w:p>
+      <w:pPr>
+        <w:numPr>
+          <w:ilvl w:val="1"/>
+          <w:numId w:val="20"/>
+        </w:numPr>
+        <w:spacing w:line="360" w:lineRule="auto"/>
+        <w:rPr>
+          <w:rFonts w:ascii="Times New Roman" w:hAnsi="Times New Roman" w:cs="Times New Roman"/>
+          <w:sz w:val="28"/>
+          <w:szCs w:val="28"/>
+        </w:rPr>
+      </w:pPr>
+      <w:r>
+        <w:rPr>
+          <w:rFonts w:ascii="Times New Roman" w:hAnsi="Times New Roman" w:cs="Times New Roman"/>
+          <w:sz w:val="28"/>
+          <w:szCs w:val="28"/>
+        </w:rPr>
+        <w:t>txtMaQuyen, txtTenQuyen, txtMoTa</w:t>
+      </w:r>
+    </w:p>
+    <w:p>
+      <w:pPr>
+        <w:spacing w:line="360" w:lineRule="auto"/>
+        <w:rPr>
+          <w:rFonts w:ascii="Times New Roman" w:hAnsi="Times New Roman" w:cs="Times New Roman"/>
+          <w:sz w:val="28"/>
+          <w:szCs w:val="28"/>
+        </w:rPr>
+      </w:pPr>
+      <w:r>
+        <w:rPr>
+          <w:rFonts w:ascii="Times New Roman" w:hAnsi="Times New Roman" w:cs="Times New Roman"/>
+          <w:sz w:val="28"/>
+          <w:szCs w:val="28"/>
+        </w:rPr>
+        <w:pict w14:anchorId="669507DA">
+          <v:rect id="_x0000_i1043" style="width:0;height:1.5pt" o:hralign="center" o:hrstd="t" o:hr="t" fillcolor="#a0a0a0" stroked="f"/>
+        </w:pict>
+      </w:r>
+    </w:p>
+    <w:p>
+      <w:pPr>
+        <w:spacing w:line="360" w:lineRule="auto"/>
+        <w:rPr>
+          <w:rFonts w:ascii="Times New Roman" w:hAnsi="Times New Roman" w:cs="Times New Roman"/>
+          <w:b/>
+          <w:bCs/>
+          <w:sz w:val="28"/>
+          <w:szCs w:val="28"/>
+        </w:rPr>
+      </w:pPr>
+      <w:r>
+        <w:rPr>
+          <w:rFonts w:ascii="Segoe UI Emoji" w:hAnsi="Segoe UI Emoji" w:cs="Segoe UI Emoji"/>
+          <w:b/>
+          <w:bCs/>
+          <w:sz w:val="28"/>
+          <w:szCs w:val="28"/>
+        </w:rPr>
+        <w:t>📌</w:t>
+      </w:r>
+      <w:r>
+        <w:rPr>
+          <w:rFonts w:ascii="Times New Roman" w:hAnsi="Times New Roman" w:cs="Times New Roman"/>
+          <w:b/>
+          <w:bCs/>
+          <w:sz w:val="28"/>
+          <w:szCs w:val="28"/>
+        </w:rPr>
+        <w:t xml:space="preserve"> 10. LoginFrame (không phải panel – form đăng nhập riêng)</w:t>
+      </w:r>
+    </w:p>
+    <w:p>
+      <w:pPr>
+        <w:numPr>
+          <w:ilvl w:val="0"/>
+          <w:numId w:val="21"/>
+        </w:numPr>
+        <w:spacing w:line="360" w:lineRule="auto"/>
+        <w:rPr>
+          <w:rFonts w:ascii="Times New Roman" w:hAnsi="Times New Roman" w:cs="Times New Roman"/>
+          <w:sz w:val="28"/>
+          <w:szCs w:val="28"/>
+        </w:rPr>
+      </w:pPr>
+      <w:r>
+        <w:rPr>
+          <w:rFonts w:ascii="Times New Roman" w:hAnsi="Times New Roman" w:cs="Times New Roman"/>
+          <w:b/>
+          <w:bCs/>
+          <w:sz w:val="28"/>
+          <w:szCs w:val="28"/>
+        </w:rPr>
+        <w:t>Thành phần</w:t>
+      </w:r>
+      <w:r>
+        <w:rPr>
+          <w:rFonts w:ascii="Times New Roman" w:hAnsi="Times New Roman" w:cs="Times New Roman"/>
+          <w:sz w:val="28"/>
+          <w:szCs w:val="28"/>
+        </w:rPr>
+        <w:t>:</w:t>
+      </w:r>
+    </w:p>
+    <w:p>
+      <w:pPr>
+        <w:numPr>
+          <w:ilvl w:val="1"/>
+          <w:numId w:val="21"/>
+        </w:numPr>
+        <w:spacing w:line="360" w:lineRule="auto"/>
+        <w:rPr>
+          <w:rFonts w:ascii="Times New Roman" w:hAnsi="Times New Roman" w:cs="Times New Roman"/>
+          <w:sz w:val="28"/>
+          <w:szCs w:val="28"/>
+        </w:rPr>
+      </w:pPr>
+      <w:r>
+        <w:rPr>
+          <w:rFonts w:ascii="Times New Roman" w:hAnsi="Times New Roman" w:cs="Times New Roman"/>
+          <w:sz w:val="28"/>
+          <w:szCs w:val="28"/>
+        </w:rPr>
+        <w:t>lblUsername, lblPassword, lblStatus</w:t>
+      </w:r>
+    </w:p>
+    <w:p>
+      <w:pPr>
+        <w:numPr>
+          <w:ilvl w:val="1"/>
+          <w:numId w:val="21"/>
+        </w:numPr>
+        <w:spacing w:line="360" w:lineRule="auto"/>
+        <w:rPr>
+          <w:rFonts w:ascii="Times New Roman" w:hAnsi="Times New Roman" w:cs="Times New Roman"/>
+          <w:sz w:val="28"/>
+          <w:szCs w:val="28"/>
+        </w:rPr>
+      </w:pPr>
+      <w:r>
+        <w:rPr>
+          <w:rFonts w:ascii="Times New Roman" w:hAnsi="Times New Roman" w:cs="Times New Roman"/>
+          <w:sz w:val="28"/>
+          <w:szCs w:val="28"/>
+        </w:rPr>
+        <w:t>txtUsername, pwdPassword</w:t>
+      </w:r>
+    </w:p>
+    <w:p>
+      <w:pPr>
+        <w:numPr>
+          <w:ilvl w:val="1"/>
+          <w:numId w:val="21"/>
+        </w:numPr>
+        <w:spacing w:line="360" w:lineRule="auto"/>
+        <w:rPr>
+          <w:rFonts w:ascii="Times New Roman" w:hAnsi="Times New Roman" w:cs="Times New Roman"/>
+          <w:sz w:val="28"/>
+          <w:szCs w:val="28"/>
+        </w:rPr>
+      </w:pPr>
+      <w:r>
+        <w:rPr>
+          <w:rFonts w:ascii="Times New Roman" w:hAnsi="Times New Roman" w:cs="Times New Roman"/>
+          <w:sz w:val="28"/>
+          <w:szCs w:val="28"/>
+        </w:rPr>
+        <w:t>btnLogin, btnCancel</w:t>
+      </w:r>
+    </w:p>
+    <w:p>
+      <w:pPr>
+        <w:numPr>
+          <w:ilvl w:val="0"/>
+          <w:numId w:val="21"/>
+        </w:numPr>
+        <w:spacing w:line="360" w:lineRule="auto"/>
+        <w:rPr>
+          <w:rFonts w:ascii="Times New Roman" w:hAnsi="Times New Roman" w:cs="Times New Roman"/>
+          <w:sz w:val="28"/>
+          <w:szCs w:val="28"/>
+        </w:rPr>
+      </w:pPr>
+      <w:r>
+        <w:rPr>
+          <w:rFonts w:ascii="Times New Roman" w:hAnsi="Times New Roman" w:cs="Times New Roman"/>
+          <w:b/>
+          <w:bCs/>
+          <w:sz w:val="28"/>
+          <w:szCs w:val="28"/>
+        </w:rPr>
+        <w:t>Logic</w:t>
+      </w:r>
+      <w:r>
+        <w:rPr>
+          <w:rFonts w:ascii="Times New Roman" w:hAnsi="Times New Roman" w:cs="Times New Roman"/>
+          <w:sz w:val="28"/>
+          <w:szCs w:val="28"/>
+        </w:rPr>
+        <w:t>: Check login qua TaiKhoanDAO.checkPassword(), đúng thì mở MainFrame.</w:t>
+      </w:r>
+    </w:p>
+    <w:p>
+      <w:pPr>
+        <w:spacing w:line="360" w:lineRule="auto"/>
+        <w:rPr>
+          <w:rFonts w:ascii="Times New Roman" w:hAnsi="Times New Roman" w:cs="Times New Roman"/>
+          <w:sz w:val="28"/>
+          <w:szCs w:val="28"/>
+        </w:rPr>
+      </w:pPr>
+      <w:r>
+        <w:rPr>
+          <w:rFonts w:ascii="Times New Roman" w:hAnsi="Times New Roman" w:cs="Times New Roman"/>
+          <w:sz w:val="28"/>
+          <w:szCs w:val="28"/>
+        </w:rPr>
+        <w:pict w14:anchorId="7E5B2888">
+          <v:rect id="_x0000_i1044" style="width:0;height:1.5pt" o:hralign="center" o:hrstd="t" o:hr="t" fillcolor="#a0a0a0" stroked="f"/>
+        </w:pict>
+      </w:r>
+    </w:p>
+    <w:p>
+      <w:pPr>
+        <w:spacing w:line="360" w:lineRule="auto"/>
+        <w:rPr>
+          <w:rFonts w:ascii="Times New Roman" w:hAnsi="Times New Roman" w:cs="Times New Roman"/>
+          <w:b/>
+          <w:bCs/>
+          <w:sz w:val="28"/>
+          <w:szCs w:val="28"/>
+        </w:rPr>
+      </w:pPr>
+      <w:r>
+        <w:rPr>
+          <w:rFonts w:ascii="Segoe UI Emoji" w:hAnsi="Segoe UI Emoji" w:cs="Segoe UI Emoji"/>
+          <w:b/>
+          <w:bCs/>
+          <w:sz w:val="28"/>
+          <w:szCs w:val="28"/>
+        </w:rPr>
+        <w:lastRenderedPageBreak/>
+        <w:t>📌</w:t>
+      </w:r>
+      <w:r>
+        <w:rPr>
+          <w:rFonts w:ascii="Times New Roman" w:hAnsi="Times New Roman" w:cs="Times New Roman"/>
+          <w:b/>
+          <w:bCs/>
+          <w:sz w:val="28"/>
+          <w:szCs w:val="28"/>
+        </w:rPr>
+        <w:t xml:space="preserve"> 11. MainFrame (không phải panel – cửa sổ chính)</w:t>
+      </w:r>
+    </w:p>
+    <w:p>
+      <w:pPr>
+        <w:numPr>
+          <w:ilvl w:val="0"/>
+          <w:numId w:val="22"/>
+        </w:numPr>
+        <w:spacing w:line="360" w:lineRule="auto"/>
+        <w:rPr>
+          <w:rFonts w:ascii="Times New Roman" w:hAnsi="Times New Roman" w:cs="Times New Roman"/>
+          <w:sz w:val="28"/>
+          <w:szCs w:val="28"/>
+        </w:rPr>
+      </w:pPr>
+      <w:r>
+        <w:rPr>
+          <w:rFonts w:ascii="Times New Roman" w:hAnsi="Times New Roman" w:cs="Times New Roman"/>
+          <w:b/>
+          <w:bCs/>
+          <w:sz w:val="28"/>
+          <w:szCs w:val="28"/>
+        </w:rPr>
+        <w:t>Thành phần</w:t>
+      </w:r>
+      <w:r>
+        <w:rPr>
+          <w:rFonts w:ascii="Times New Roman" w:hAnsi="Times New Roman" w:cs="Times New Roman"/>
+          <w:sz w:val="28"/>
+          <w:szCs w:val="28"/>
+        </w:rPr>
+        <w:t>:</w:t>
+      </w:r>
+    </w:p>
+    <w:p>
+      <w:pPr>
+        <w:numPr>
+          <w:ilvl w:val="1"/>
+          <w:numId w:val="22"/>
+        </w:numPr>
+        <w:spacing w:line="360" w:lineRule="auto"/>
+        <w:rPr>
+          <w:rFonts w:ascii="Times New Roman" w:hAnsi="Times New Roman" w:cs="Times New Roman"/>
+          <w:sz w:val="28"/>
+          <w:szCs w:val="28"/>
+        </w:rPr>
+      </w:pPr>
+      <w:r>
+        <w:rPr>
+          <w:rFonts w:ascii="Times New Roman" w:hAnsi="Times New Roman" w:cs="Times New Roman"/>
+          <w:sz w:val="28"/>
+          <w:szCs w:val="28"/>
+        </w:rPr>
+        <w:t>menuBar (có menu Hệ thống, Quản lý, Báo cáo, Trợ giúp)</w:t>
+      </w:r>
+    </w:p>
+    <w:p>
+      <w:pPr>
+        <w:numPr>
+          <w:ilvl w:val="1"/>
+          <w:numId w:val="22"/>
+        </w:numPr>
+        <w:spacing w:line="360" w:lineRule="auto"/>
+        <w:rPr>
+          <w:rFonts w:ascii="Times New Roman" w:hAnsi="Times New Roman" w:cs="Times New Roman"/>
+          <w:sz w:val="28"/>
+          <w:szCs w:val="28"/>
+        </w:rPr>
+      </w:pPr>
+      <w:r>
+        <w:rPr>
+          <w:rFonts w:ascii="Times New Roman" w:hAnsi="Times New Roman" w:cs="Times New Roman"/>
+          <w:sz w:val="28"/>
+          <w:szCs w:val="28"/>
+        </w:rPr>
+        <w:t>tabbedPane (chứa tất cả panel trên)</w:t>
+      </w:r>
+    </w:p>
+    <w:p>
+      <w:pPr>
+        <w:numPr>
+          <w:ilvl w:val="1"/>
+          <w:numId w:val="22"/>
+        </w:numPr>
+        <w:spacing w:line="360" w:lineRule="auto"/>
+        <w:rPr>
+          <w:rFonts w:ascii="Times New Roman" w:hAnsi="Times New Roman" w:cs="Times New Roman"/>
+          <w:sz w:val="28"/>
+          <w:szCs w:val="28"/>
+        </w:rPr>
+      </w:pPr>
+      <w:r>
+        <w:rPr>
+          <w:rFonts w:ascii="Times New Roman" w:hAnsi="Times New Roman" w:cs="Times New Roman"/>
+          <w:sz w:val="28"/>
+          <w:szCs w:val="28"/>
+        </w:rPr>
+        <w:t>lblStatus (hiển thị user đang đăng nhập)</w:t>
+      </w:r>
+    </w:p>
+    <w:p>
+      <w:pPr>
+        <w:numPr>
+          <w:ilvl w:val="0"/>
+          <w:numId w:val="22"/>
+        </w:numPr>
+        <w:spacing w:line="360" w:lineRule="auto"/>
+        <w:rPr>
+          <w:rFonts w:ascii="Times New Roman" w:hAnsi="Times New Roman" w:cs="Times New Roman"/>
+          <w:sz w:val="28"/>
+          <w:szCs w:val="28"/>
+        </w:rPr>
+      </w:pPr>
+      <w:r>
+        <w:rPr>
+          <w:rFonts w:ascii="Times New Roman" w:hAnsi="Times New Roman" w:cs="Times New Roman"/>
+          <w:b/>
+          <w:bCs/>
+          <w:sz w:val="28"/>
+          <w:szCs w:val="28"/>
+        </w:rPr>
+        <w:t>Logic</w:t>
+      </w:r>
+      <w:r>
+        <w:rPr>
+          <w:rFonts w:ascii="Times New Roman" w:hAnsi="Times New Roman" w:cs="Times New Roman"/>
+          <w:sz w:val="28"/>
+          <w:szCs w:val="28"/>
+        </w:rPr>
+        <w:t>: Sau login → hiển thị MainFrame → load các panel qua tab/menu.</w:t>
       </w:r>
     </w:p>
     <w:p>
@@ -2017,6 +4254,453 @@
     </w:lvl>
   </w:abstractNum>
   <w:abstractNum w:abstractNumId="2" w15:restartNumberingAfterBreak="0">
+    <w:nsid w:val="0EB27095"/>
+    <w:multiLevelType w:val="multilevel"/>
+    <w:tmpl w:val="AACCCCA6"/>
+    <w:lvl w:ilvl="0">
+      <w:start w:val="1"/>
+      <w:numFmt w:val="bullet"/>
+      <w:lvlText w:val=""/>
+      <w:lvlJc w:val="left"/>
+      <w:pPr>
+        <w:tabs>
+          <w:tab w:val="num" w:pos="720"/>
+        </w:tabs>
+        <w:ind w:left="720" w:hanging="360"/>
+      </w:pPr>
+      <w:rPr>
+        <w:rFonts w:ascii="Symbol" w:hAnsi="Symbol" w:hint="default"/>
+        <w:sz w:val="20"/>
+      </w:rPr>
+    </w:lvl>
+    <w:lvl w:ilvl="1">
+      <w:start w:val="1"/>
+      <w:numFmt w:val="bullet"/>
+      <w:lvlText w:val="o"/>
+      <w:lvlJc w:val="left"/>
+      <w:pPr>
+        <w:tabs>
+          <w:tab w:val="num" w:pos="1440"/>
+        </w:tabs>
+        <w:ind w:left="1440" w:hanging="360"/>
+      </w:pPr>
+      <w:rPr>
+        <w:rFonts w:ascii="Courier New" w:hAnsi="Courier New" w:hint="default"/>
+        <w:sz w:val="20"/>
+      </w:rPr>
+    </w:lvl>
+    <w:lvl w:ilvl="2" w:tentative="1">
+      <w:start w:val="1"/>
+      <w:numFmt w:val="bullet"/>
+      <w:lvlText w:val=""/>
+      <w:lvlJc w:val="left"/>
+      <w:pPr>
+        <w:tabs>
+          <w:tab w:val="num" w:pos="2160"/>
+        </w:tabs>
+        <w:ind w:left="2160" w:hanging="360"/>
+      </w:pPr>
+      <w:rPr>
+        <w:rFonts w:ascii="Wingdings" w:hAnsi="Wingdings" w:hint="default"/>
+        <w:sz w:val="20"/>
+      </w:rPr>
+    </w:lvl>
+    <w:lvl w:ilvl="3" w:tentative="1">
+      <w:start w:val="1"/>
+      <w:numFmt w:val="bullet"/>
+      <w:lvlText w:val=""/>
+      <w:lvlJc w:val="left"/>
+      <w:pPr>
+        <w:tabs>
+          <w:tab w:val="num" w:pos="2880"/>
+        </w:tabs>
+        <w:ind w:left="2880" w:hanging="360"/>
+      </w:pPr>
+      <w:rPr>
+        <w:rFonts w:ascii="Wingdings" w:hAnsi="Wingdings" w:hint="default"/>
+        <w:sz w:val="20"/>
+      </w:rPr>
+    </w:lvl>
+    <w:lvl w:ilvl="4" w:tentative="1">
+      <w:start w:val="1"/>
+      <w:numFmt w:val="bullet"/>
+      <w:lvlText w:val=""/>
+      <w:lvlJc w:val="left"/>
+      <w:pPr>
+        <w:tabs>
+          <w:tab w:val="num" w:pos="3600"/>
+        </w:tabs>
+        <w:ind w:left="3600" w:hanging="360"/>
+      </w:pPr>
+      <w:rPr>
+        <w:rFonts w:ascii="Wingdings" w:hAnsi="Wingdings" w:hint="default"/>
+        <w:sz w:val="20"/>
+      </w:rPr>
+    </w:lvl>
+    <w:lvl w:ilvl="5" w:tentative="1">
+      <w:start w:val="1"/>
+      <w:numFmt w:val="bullet"/>
+      <w:lvlText w:val=""/>
+      <w:lvlJc w:val="left"/>
+      <w:pPr>
+        <w:tabs>
+          <w:tab w:val="num" w:pos="4320"/>
+        </w:tabs>
+        <w:ind w:left="4320" w:hanging="360"/>
+      </w:pPr>
+      <w:rPr>
+        <w:rFonts w:ascii="Wingdings" w:hAnsi="Wingdings" w:hint="default"/>
+        <w:sz w:val="20"/>
+      </w:rPr>
+    </w:lvl>
+    <w:lvl w:ilvl="6" w:tentative="1">
+      <w:start w:val="1"/>
+      <w:numFmt w:val="bullet"/>
+      <w:lvlText w:val=""/>
+      <w:lvlJc w:val="left"/>
+      <w:pPr>
+        <w:tabs>
+          <w:tab w:val="num" w:pos="5040"/>
+        </w:tabs>
+        <w:ind w:left="5040" w:hanging="360"/>
+      </w:pPr>
+      <w:rPr>
+        <w:rFonts w:ascii="Wingdings" w:hAnsi="Wingdings" w:hint="default"/>
+        <w:sz w:val="20"/>
+      </w:rPr>
+    </w:lvl>
+    <w:lvl w:ilvl="7" w:tentative="1">
+      <w:start w:val="1"/>
+      <w:numFmt w:val="bullet"/>
+      <w:lvlText w:val=""/>
+      <w:lvlJc w:val="left"/>
+      <w:pPr>
+        <w:tabs>
+          <w:tab w:val="num" w:pos="5760"/>
+        </w:tabs>
+        <w:ind w:left="5760" w:hanging="360"/>
+      </w:pPr>
+      <w:rPr>
+        <w:rFonts w:ascii="Wingdings" w:hAnsi="Wingdings" w:hint="default"/>
+        <w:sz w:val="20"/>
+      </w:rPr>
+    </w:lvl>
+    <w:lvl w:ilvl="8" w:tentative="1">
+      <w:start w:val="1"/>
+      <w:numFmt w:val="bullet"/>
+      <w:lvlText w:val=""/>
+      <w:lvlJc w:val="left"/>
+      <w:pPr>
+        <w:tabs>
+          <w:tab w:val="num" w:pos="6480"/>
+        </w:tabs>
+        <w:ind w:left="6480" w:hanging="360"/>
+      </w:pPr>
+      <w:rPr>
+        <w:rFonts w:ascii="Wingdings" w:hAnsi="Wingdings" w:hint="default"/>
+        <w:sz w:val="20"/>
+      </w:rPr>
+    </w:lvl>
+  </w:abstractNum>
+  <w:abstractNum w:abstractNumId="3" w15:restartNumberingAfterBreak="0">
+    <w:nsid w:val="1012232F"/>
+    <w:multiLevelType w:val="multilevel"/>
+    <w:tmpl w:val="D9902834"/>
+    <w:lvl w:ilvl="0">
+      <w:start w:val="1"/>
+      <w:numFmt w:val="bullet"/>
+      <w:lvlText w:val=""/>
+      <w:lvlJc w:val="left"/>
+      <w:pPr>
+        <w:tabs>
+          <w:tab w:val="num" w:pos="720"/>
+        </w:tabs>
+        <w:ind w:left="720" w:hanging="360"/>
+      </w:pPr>
+      <w:rPr>
+        <w:rFonts w:ascii="Symbol" w:hAnsi="Symbol" w:hint="default"/>
+        <w:sz w:val="20"/>
+      </w:rPr>
+    </w:lvl>
+    <w:lvl w:ilvl="1">
+      <w:start w:val="1"/>
+      <w:numFmt w:val="bullet"/>
+      <w:lvlText w:val="o"/>
+      <w:lvlJc w:val="left"/>
+      <w:pPr>
+        <w:tabs>
+          <w:tab w:val="num" w:pos="1440"/>
+        </w:tabs>
+        <w:ind w:left="1440" w:hanging="360"/>
+      </w:pPr>
+      <w:rPr>
+        <w:rFonts w:ascii="Courier New" w:hAnsi="Courier New" w:hint="default"/>
+        <w:sz w:val="20"/>
+      </w:rPr>
+    </w:lvl>
+    <w:lvl w:ilvl="2" w:tentative="1">
+      <w:start w:val="1"/>
+      <w:numFmt w:val="bullet"/>
+      <w:lvlText w:val=""/>
+      <w:lvlJc w:val="left"/>
+      <w:pPr>
+        <w:tabs>
+          <w:tab w:val="num" w:pos="2160"/>
+        </w:tabs>
+        <w:ind w:left="2160" w:hanging="360"/>
+      </w:pPr>
+      <w:rPr>
+        <w:rFonts w:ascii="Wingdings" w:hAnsi="Wingdings" w:hint="default"/>
+        <w:sz w:val="20"/>
+      </w:rPr>
+    </w:lvl>
+    <w:lvl w:ilvl="3" w:tentative="1">
+      <w:start w:val="1"/>
+      <w:numFmt w:val="bullet"/>
+      <w:lvlText w:val=""/>
+      <w:lvlJc w:val="left"/>
+      <w:pPr>
+        <w:tabs>
+          <w:tab w:val="num" w:pos="2880"/>
+        </w:tabs>
+        <w:ind w:left="2880" w:hanging="360"/>
+      </w:pPr>
+      <w:rPr>
+        <w:rFonts w:ascii="Wingdings" w:hAnsi="Wingdings" w:hint="default"/>
+        <w:sz w:val="20"/>
+      </w:rPr>
+    </w:lvl>
+    <w:lvl w:ilvl="4" w:tentative="1">
+      <w:start w:val="1"/>
+      <w:numFmt w:val="bullet"/>
+      <w:lvlText w:val=""/>
+      <w:lvlJc w:val="left"/>
+      <w:pPr>
+        <w:tabs>
+          <w:tab w:val="num" w:pos="3600"/>
+        </w:tabs>
+        <w:ind w:left="3600" w:hanging="360"/>
+      </w:pPr>
+      <w:rPr>
+        <w:rFonts w:ascii="Wingdings" w:hAnsi="Wingdings" w:hint="default"/>
+        <w:sz w:val="20"/>
+      </w:rPr>
+    </w:lvl>
+    <w:lvl w:ilvl="5" w:tentative="1">
+      <w:start w:val="1"/>
+      <w:numFmt w:val="bullet"/>
+      <w:lvlText w:val=""/>
+      <w:lvlJc w:val="left"/>
+      <w:pPr>
+        <w:tabs>
+          <w:tab w:val="num" w:pos="4320"/>
+        </w:tabs>
+        <w:ind w:left="4320" w:hanging="360"/>
+      </w:pPr>
+      <w:rPr>
+        <w:rFonts w:ascii="Wingdings" w:hAnsi="Wingdings" w:hint="default"/>
+        <w:sz w:val="20"/>
+      </w:rPr>
+    </w:lvl>
+    <w:lvl w:ilvl="6" w:tentative="1">
+      <w:start w:val="1"/>
+      <w:numFmt w:val="bullet"/>
+      <w:lvlText w:val=""/>
+      <w:lvlJc w:val="left"/>
+      <w:pPr>
+        <w:tabs>
+          <w:tab w:val="num" w:pos="5040"/>
+        </w:tabs>
+        <w:ind w:left="5040" w:hanging="360"/>
+      </w:pPr>
+      <w:rPr>
+        <w:rFonts w:ascii="Wingdings" w:hAnsi="Wingdings" w:hint="default"/>
+        <w:sz w:val="20"/>
+      </w:rPr>
+    </w:lvl>
+    <w:lvl w:ilvl="7" w:tentative="1">
+      <w:start w:val="1"/>
+      <w:numFmt w:val="bullet"/>
+      <w:lvlText w:val=""/>
+      <w:lvlJc w:val="left"/>
+      <w:pPr>
+        <w:tabs>
+          <w:tab w:val="num" w:pos="5760"/>
+        </w:tabs>
+        <w:ind w:left="5760" w:hanging="360"/>
+      </w:pPr>
+      <w:rPr>
+        <w:rFonts w:ascii="Wingdings" w:hAnsi="Wingdings" w:hint="default"/>
+        <w:sz w:val="20"/>
+      </w:rPr>
+    </w:lvl>
+    <w:lvl w:ilvl="8" w:tentative="1">
+      <w:start w:val="1"/>
+      <w:numFmt w:val="bullet"/>
+      <w:lvlText w:val=""/>
+      <w:lvlJc w:val="left"/>
+      <w:pPr>
+        <w:tabs>
+          <w:tab w:val="num" w:pos="6480"/>
+        </w:tabs>
+        <w:ind w:left="6480" w:hanging="360"/>
+      </w:pPr>
+      <w:rPr>
+        <w:rFonts w:ascii="Wingdings" w:hAnsi="Wingdings" w:hint="default"/>
+        <w:sz w:val="20"/>
+      </w:rPr>
+    </w:lvl>
+  </w:abstractNum>
+  <w:abstractNum w:abstractNumId="4" w15:restartNumberingAfterBreak="0">
+    <w:nsid w:val="11A930FD"/>
+    <w:multiLevelType w:val="multilevel"/>
+    <w:tmpl w:val="4B7674DC"/>
+    <w:lvl w:ilvl="0">
+      <w:start w:val="1"/>
+      <w:numFmt w:val="bullet"/>
+      <w:lvlText w:val=""/>
+      <w:lvlJc w:val="left"/>
+      <w:pPr>
+        <w:tabs>
+          <w:tab w:val="num" w:pos="720"/>
+        </w:tabs>
+        <w:ind w:left="720" w:hanging="360"/>
+      </w:pPr>
+      <w:rPr>
+        <w:rFonts w:ascii="Symbol" w:hAnsi="Symbol" w:hint="default"/>
+        <w:sz w:val="20"/>
+      </w:rPr>
+    </w:lvl>
+    <w:lvl w:ilvl="1">
+      <w:start w:val="1"/>
+      <w:numFmt w:val="bullet"/>
+      <w:lvlText w:val="o"/>
+      <w:lvlJc w:val="left"/>
+      <w:pPr>
+        <w:tabs>
+          <w:tab w:val="num" w:pos="1440"/>
+        </w:tabs>
+        <w:ind w:left="1440" w:hanging="360"/>
+      </w:pPr>
+      <w:rPr>
+        <w:rFonts w:ascii="Courier New" w:hAnsi="Courier New" w:hint="default"/>
+        <w:sz w:val="20"/>
+      </w:rPr>
+    </w:lvl>
+    <w:lvl w:ilvl="2" w:tentative="1">
+      <w:start w:val="1"/>
+      <w:numFmt w:val="bullet"/>
+      <w:lvlText w:val=""/>
+      <w:lvlJc w:val="left"/>
+      <w:pPr>
+        <w:tabs>
+          <w:tab w:val="num" w:pos="2160"/>
+        </w:tabs>
+        <w:ind w:left="2160" w:hanging="360"/>
+      </w:pPr>
+      <w:rPr>
+        <w:rFonts w:ascii="Wingdings" w:hAnsi="Wingdings" w:hint="default"/>
+        <w:sz w:val="20"/>
+      </w:rPr>
+    </w:lvl>
+    <w:lvl w:ilvl="3" w:tentative="1">
+      <w:start w:val="1"/>
+      <w:numFmt w:val="bullet"/>
+      <w:lvlText w:val=""/>
+      <w:lvlJc w:val="left"/>
+      <w:pPr>
+        <w:tabs>
+          <w:tab w:val="num" w:pos="2880"/>
+        </w:tabs>
+        <w:ind w:left="2880" w:hanging="360"/>
+      </w:pPr>
+      <w:rPr>
+        <w:rFonts w:ascii="Wingdings" w:hAnsi="Wingdings" w:hint="default"/>
+        <w:sz w:val="20"/>
+      </w:rPr>
+    </w:lvl>
+    <w:lvl w:ilvl="4" w:tentative="1">
+      <w:start w:val="1"/>
+      <w:numFmt w:val="bullet"/>
+      <w:lvlText w:val=""/>
+      <w:lvlJc w:val="left"/>
+      <w:pPr>
+        <w:tabs>
+          <w:tab w:val="num" w:pos="3600"/>
+        </w:tabs>
+        <w:ind w:left="3600" w:hanging="360"/>
+      </w:pPr>
+      <w:rPr>
+        <w:rFonts w:ascii="Wingdings" w:hAnsi="Wingdings" w:hint="default"/>
+        <w:sz w:val="20"/>
+      </w:rPr>
+    </w:lvl>
+    <w:lvl w:ilvl="5" w:tentative="1">
+      <w:start w:val="1"/>
+      <w:numFmt w:val="bullet"/>
+      <w:lvlText w:val=""/>
+      <w:lvlJc w:val="left"/>
+      <w:pPr>
+        <w:tabs>
+          <w:tab w:val="num" w:pos="4320"/>
+        </w:tabs>
+        <w:ind w:left="4320" w:hanging="360"/>
+      </w:pPr>
+      <w:rPr>
+        <w:rFonts w:ascii="Wingdings" w:hAnsi="Wingdings" w:hint="default"/>
+        <w:sz w:val="20"/>
+      </w:rPr>
+    </w:lvl>
+    <w:lvl w:ilvl="6" w:tentative="1">
+      <w:start w:val="1"/>
+      <w:numFmt w:val="bullet"/>
+      <w:lvlText w:val=""/>
+      <w:lvlJc w:val="left"/>
+      <w:pPr>
+        <w:tabs>
+          <w:tab w:val="num" w:pos="5040"/>
+        </w:tabs>
+        <w:ind w:left="5040" w:hanging="360"/>
+      </w:pPr>
+      <w:rPr>
+        <w:rFonts w:ascii="Wingdings" w:hAnsi="Wingdings" w:hint="default"/>
+        <w:sz w:val="20"/>
+      </w:rPr>
+    </w:lvl>
+    <w:lvl w:ilvl="7" w:tentative="1">
+      <w:start w:val="1"/>
+      <w:numFmt w:val="bullet"/>
+      <w:lvlText w:val=""/>
+      <w:lvlJc w:val="left"/>
+      <w:pPr>
+        <w:tabs>
+          <w:tab w:val="num" w:pos="5760"/>
+        </w:tabs>
+        <w:ind w:left="5760" w:hanging="360"/>
+      </w:pPr>
+      <w:rPr>
+        <w:rFonts w:ascii="Wingdings" w:hAnsi="Wingdings" w:hint="default"/>
+        <w:sz w:val="20"/>
+      </w:rPr>
+    </w:lvl>
+    <w:lvl w:ilvl="8" w:tentative="1">
+      <w:start w:val="1"/>
+      <w:numFmt w:val="bullet"/>
+      <w:lvlText w:val=""/>
+      <w:lvlJc w:val="left"/>
+      <w:pPr>
+        <w:tabs>
+          <w:tab w:val="num" w:pos="6480"/>
+        </w:tabs>
+        <w:ind w:left="6480" w:hanging="360"/>
+      </w:pPr>
+      <w:rPr>
+        <w:rFonts w:ascii="Wingdings" w:hAnsi="Wingdings" w:hint="default"/>
+        <w:sz w:val="20"/>
+      </w:rPr>
+    </w:lvl>
+  </w:abstractNum>
+  <w:abstractNum w:abstractNumId="5" w15:restartNumberingAfterBreak="0">
     <w:nsid w:val="145B1804"/>
     <w:multiLevelType w:val="multilevel"/>
     <w:tmpl w:val="0E84461A"/>
@@ -2165,7 +4849,454 @@
       </w:rPr>
     </w:lvl>
   </w:abstractNum>
-  <w:abstractNum w:abstractNumId="3" w15:restartNumberingAfterBreak="0">
+  <w:abstractNum w:abstractNumId="6" w15:restartNumberingAfterBreak="0">
+    <w:nsid w:val="1AED227F"/>
+    <w:multiLevelType w:val="multilevel"/>
+    <w:tmpl w:val="2392E474"/>
+    <w:lvl w:ilvl="0">
+      <w:start w:val="1"/>
+      <w:numFmt w:val="bullet"/>
+      <w:lvlText w:val=""/>
+      <w:lvlJc w:val="left"/>
+      <w:pPr>
+        <w:tabs>
+          <w:tab w:val="num" w:pos="720"/>
+        </w:tabs>
+        <w:ind w:left="720" w:hanging="360"/>
+      </w:pPr>
+      <w:rPr>
+        <w:rFonts w:ascii="Symbol" w:hAnsi="Symbol" w:hint="default"/>
+        <w:sz w:val="20"/>
+      </w:rPr>
+    </w:lvl>
+    <w:lvl w:ilvl="1">
+      <w:start w:val="1"/>
+      <w:numFmt w:val="bullet"/>
+      <w:lvlText w:val="o"/>
+      <w:lvlJc w:val="left"/>
+      <w:pPr>
+        <w:tabs>
+          <w:tab w:val="num" w:pos="1440"/>
+        </w:tabs>
+        <w:ind w:left="1440" w:hanging="360"/>
+      </w:pPr>
+      <w:rPr>
+        <w:rFonts w:ascii="Courier New" w:hAnsi="Courier New" w:hint="default"/>
+        <w:sz w:val="20"/>
+      </w:rPr>
+    </w:lvl>
+    <w:lvl w:ilvl="2" w:tentative="1">
+      <w:start w:val="1"/>
+      <w:numFmt w:val="bullet"/>
+      <w:lvlText w:val=""/>
+      <w:lvlJc w:val="left"/>
+      <w:pPr>
+        <w:tabs>
+          <w:tab w:val="num" w:pos="2160"/>
+        </w:tabs>
+        <w:ind w:left="2160" w:hanging="360"/>
+      </w:pPr>
+      <w:rPr>
+        <w:rFonts w:ascii="Wingdings" w:hAnsi="Wingdings" w:hint="default"/>
+        <w:sz w:val="20"/>
+      </w:rPr>
+    </w:lvl>
+    <w:lvl w:ilvl="3" w:tentative="1">
+      <w:start w:val="1"/>
+      <w:numFmt w:val="bullet"/>
+      <w:lvlText w:val=""/>
+      <w:lvlJc w:val="left"/>
+      <w:pPr>
+        <w:tabs>
+          <w:tab w:val="num" w:pos="2880"/>
+        </w:tabs>
+        <w:ind w:left="2880" w:hanging="360"/>
+      </w:pPr>
+      <w:rPr>
+        <w:rFonts w:ascii="Wingdings" w:hAnsi="Wingdings" w:hint="default"/>
+        <w:sz w:val="20"/>
+      </w:rPr>
+    </w:lvl>
+    <w:lvl w:ilvl="4" w:tentative="1">
+      <w:start w:val="1"/>
+      <w:numFmt w:val="bullet"/>
+      <w:lvlText w:val=""/>
+      <w:lvlJc w:val="left"/>
+      <w:pPr>
+        <w:tabs>
+          <w:tab w:val="num" w:pos="3600"/>
+        </w:tabs>
+        <w:ind w:left="3600" w:hanging="360"/>
+      </w:pPr>
+      <w:rPr>
+        <w:rFonts w:ascii="Wingdings" w:hAnsi="Wingdings" w:hint="default"/>
+        <w:sz w:val="20"/>
+      </w:rPr>
+    </w:lvl>
+    <w:lvl w:ilvl="5" w:tentative="1">
+      <w:start w:val="1"/>
+      <w:numFmt w:val="bullet"/>
+      <w:lvlText w:val=""/>
+      <w:lvlJc w:val="left"/>
+      <w:pPr>
+        <w:tabs>
+          <w:tab w:val="num" w:pos="4320"/>
+        </w:tabs>
+        <w:ind w:left="4320" w:hanging="360"/>
+      </w:pPr>
+      <w:rPr>
+        <w:rFonts w:ascii="Wingdings" w:hAnsi="Wingdings" w:hint="default"/>
+        <w:sz w:val="20"/>
+      </w:rPr>
+    </w:lvl>
+    <w:lvl w:ilvl="6" w:tentative="1">
+      <w:start w:val="1"/>
+      <w:numFmt w:val="bullet"/>
+      <w:lvlText w:val=""/>
+      <w:lvlJc w:val="left"/>
+      <w:pPr>
+        <w:tabs>
+          <w:tab w:val="num" w:pos="5040"/>
+        </w:tabs>
+        <w:ind w:left="5040" w:hanging="360"/>
+      </w:pPr>
+      <w:rPr>
+        <w:rFonts w:ascii="Wingdings" w:hAnsi="Wingdings" w:hint="default"/>
+        <w:sz w:val="20"/>
+      </w:rPr>
+    </w:lvl>
+    <w:lvl w:ilvl="7" w:tentative="1">
+      <w:start w:val="1"/>
+      <w:numFmt w:val="bullet"/>
+      <w:lvlText w:val=""/>
+      <w:lvlJc w:val="left"/>
+      <w:pPr>
+        <w:tabs>
+          <w:tab w:val="num" w:pos="5760"/>
+        </w:tabs>
+        <w:ind w:left="5760" w:hanging="360"/>
+      </w:pPr>
+      <w:rPr>
+        <w:rFonts w:ascii="Wingdings" w:hAnsi="Wingdings" w:hint="default"/>
+        <w:sz w:val="20"/>
+      </w:rPr>
+    </w:lvl>
+    <w:lvl w:ilvl="8" w:tentative="1">
+      <w:start w:val="1"/>
+      <w:numFmt w:val="bullet"/>
+      <w:lvlText w:val=""/>
+      <w:lvlJc w:val="left"/>
+      <w:pPr>
+        <w:tabs>
+          <w:tab w:val="num" w:pos="6480"/>
+        </w:tabs>
+        <w:ind w:left="6480" w:hanging="360"/>
+      </w:pPr>
+      <w:rPr>
+        <w:rFonts w:ascii="Wingdings" w:hAnsi="Wingdings" w:hint="default"/>
+        <w:sz w:val="20"/>
+      </w:rPr>
+    </w:lvl>
+  </w:abstractNum>
+  <w:abstractNum w:abstractNumId="7" w15:restartNumberingAfterBreak="0">
+    <w:nsid w:val="1E7E741B"/>
+    <w:multiLevelType w:val="multilevel"/>
+    <w:tmpl w:val="F24ABB7A"/>
+    <w:lvl w:ilvl="0">
+      <w:start w:val="1"/>
+      <w:numFmt w:val="bullet"/>
+      <w:lvlText w:val=""/>
+      <w:lvlJc w:val="left"/>
+      <w:pPr>
+        <w:tabs>
+          <w:tab w:val="num" w:pos="720"/>
+        </w:tabs>
+        <w:ind w:left="720" w:hanging="360"/>
+      </w:pPr>
+      <w:rPr>
+        <w:rFonts w:ascii="Symbol" w:hAnsi="Symbol" w:hint="default"/>
+        <w:sz w:val="20"/>
+      </w:rPr>
+    </w:lvl>
+    <w:lvl w:ilvl="1">
+      <w:start w:val="1"/>
+      <w:numFmt w:val="bullet"/>
+      <w:lvlText w:val="o"/>
+      <w:lvlJc w:val="left"/>
+      <w:pPr>
+        <w:tabs>
+          <w:tab w:val="num" w:pos="1440"/>
+        </w:tabs>
+        <w:ind w:left="1440" w:hanging="360"/>
+      </w:pPr>
+      <w:rPr>
+        <w:rFonts w:ascii="Courier New" w:hAnsi="Courier New" w:hint="default"/>
+        <w:sz w:val="20"/>
+      </w:rPr>
+    </w:lvl>
+    <w:lvl w:ilvl="2" w:tentative="1">
+      <w:start w:val="1"/>
+      <w:numFmt w:val="bullet"/>
+      <w:lvlText w:val=""/>
+      <w:lvlJc w:val="left"/>
+      <w:pPr>
+        <w:tabs>
+          <w:tab w:val="num" w:pos="2160"/>
+        </w:tabs>
+        <w:ind w:left="2160" w:hanging="360"/>
+      </w:pPr>
+      <w:rPr>
+        <w:rFonts w:ascii="Wingdings" w:hAnsi="Wingdings" w:hint="default"/>
+        <w:sz w:val="20"/>
+      </w:rPr>
+    </w:lvl>
+    <w:lvl w:ilvl="3" w:tentative="1">
+      <w:start w:val="1"/>
+      <w:numFmt w:val="bullet"/>
+      <w:lvlText w:val=""/>
+      <w:lvlJc w:val="left"/>
+      <w:pPr>
+        <w:tabs>
+          <w:tab w:val="num" w:pos="2880"/>
+        </w:tabs>
+        <w:ind w:left="2880" w:hanging="360"/>
+      </w:pPr>
+      <w:rPr>
+        <w:rFonts w:ascii="Wingdings" w:hAnsi="Wingdings" w:hint="default"/>
+        <w:sz w:val="20"/>
+      </w:rPr>
+    </w:lvl>
+    <w:lvl w:ilvl="4" w:tentative="1">
+      <w:start w:val="1"/>
+      <w:numFmt w:val="bullet"/>
+      <w:lvlText w:val=""/>
+      <w:lvlJc w:val="left"/>
+      <w:pPr>
+        <w:tabs>
+          <w:tab w:val="num" w:pos="3600"/>
+        </w:tabs>
+        <w:ind w:left="3600" w:hanging="360"/>
+      </w:pPr>
+      <w:rPr>
+        <w:rFonts w:ascii="Wingdings" w:hAnsi="Wingdings" w:hint="default"/>
+        <w:sz w:val="20"/>
+      </w:rPr>
+    </w:lvl>
+    <w:lvl w:ilvl="5" w:tentative="1">
+      <w:start w:val="1"/>
+      <w:numFmt w:val="bullet"/>
+      <w:lvlText w:val=""/>
+      <w:lvlJc w:val="left"/>
+      <w:pPr>
+        <w:tabs>
+          <w:tab w:val="num" w:pos="4320"/>
+        </w:tabs>
+        <w:ind w:left="4320" w:hanging="360"/>
+      </w:pPr>
+      <w:rPr>
+        <w:rFonts w:ascii="Wingdings" w:hAnsi="Wingdings" w:hint="default"/>
+        <w:sz w:val="20"/>
+      </w:rPr>
+    </w:lvl>
+    <w:lvl w:ilvl="6" w:tentative="1">
+      <w:start w:val="1"/>
+      <w:numFmt w:val="bullet"/>
+      <w:lvlText w:val=""/>
+      <w:lvlJc w:val="left"/>
+      <w:pPr>
+        <w:tabs>
+          <w:tab w:val="num" w:pos="5040"/>
+        </w:tabs>
+        <w:ind w:left="5040" w:hanging="360"/>
+      </w:pPr>
+      <w:rPr>
+        <w:rFonts w:ascii="Wingdings" w:hAnsi="Wingdings" w:hint="default"/>
+        <w:sz w:val="20"/>
+      </w:rPr>
+    </w:lvl>
+    <w:lvl w:ilvl="7" w:tentative="1">
+      <w:start w:val="1"/>
+      <w:numFmt w:val="bullet"/>
+      <w:lvlText w:val=""/>
+      <w:lvlJc w:val="left"/>
+      <w:pPr>
+        <w:tabs>
+          <w:tab w:val="num" w:pos="5760"/>
+        </w:tabs>
+        <w:ind w:left="5760" w:hanging="360"/>
+      </w:pPr>
+      <w:rPr>
+        <w:rFonts w:ascii="Wingdings" w:hAnsi="Wingdings" w:hint="default"/>
+        <w:sz w:val="20"/>
+      </w:rPr>
+    </w:lvl>
+    <w:lvl w:ilvl="8" w:tentative="1">
+      <w:start w:val="1"/>
+      <w:numFmt w:val="bullet"/>
+      <w:lvlText w:val=""/>
+      <w:lvlJc w:val="left"/>
+      <w:pPr>
+        <w:tabs>
+          <w:tab w:val="num" w:pos="6480"/>
+        </w:tabs>
+        <w:ind w:left="6480" w:hanging="360"/>
+      </w:pPr>
+      <w:rPr>
+        <w:rFonts w:ascii="Wingdings" w:hAnsi="Wingdings" w:hint="default"/>
+        <w:sz w:val="20"/>
+      </w:rPr>
+    </w:lvl>
+  </w:abstractNum>
+  <w:abstractNum w:abstractNumId="8" w15:restartNumberingAfterBreak="0">
+    <w:nsid w:val="311B0457"/>
+    <w:multiLevelType w:val="multilevel"/>
+    <w:tmpl w:val="777437CC"/>
+    <w:lvl w:ilvl="0">
+      <w:start w:val="1"/>
+      <w:numFmt w:val="bullet"/>
+      <w:lvlText w:val=""/>
+      <w:lvlJc w:val="left"/>
+      <w:pPr>
+        <w:tabs>
+          <w:tab w:val="num" w:pos="720"/>
+        </w:tabs>
+        <w:ind w:left="720" w:hanging="360"/>
+      </w:pPr>
+      <w:rPr>
+        <w:rFonts w:ascii="Symbol" w:hAnsi="Symbol" w:hint="default"/>
+        <w:sz w:val="20"/>
+      </w:rPr>
+    </w:lvl>
+    <w:lvl w:ilvl="1" w:tentative="1">
+      <w:start w:val="1"/>
+      <w:numFmt w:val="bullet"/>
+      <w:lvlText w:val="o"/>
+      <w:lvlJc w:val="left"/>
+      <w:pPr>
+        <w:tabs>
+          <w:tab w:val="num" w:pos="1440"/>
+        </w:tabs>
+        <w:ind w:left="1440" w:hanging="360"/>
+      </w:pPr>
+      <w:rPr>
+        <w:rFonts w:ascii="Courier New" w:hAnsi="Courier New" w:hint="default"/>
+        <w:sz w:val="20"/>
+      </w:rPr>
+    </w:lvl>
+    <w:lvl w:ilvl="2" w:tentative="1">
+      <w:start w:val="1"/>
+      <w:numFmt w:val="bullet"/>
+      <w:lvlText w:val=""/>
+      <w:lvlJc w:val="left"/>
+      <w:pPr>
+        <w:tabs>
+          <w:tab w:val="num" w:pos="2160"/>
+        </w:tabs>
+        <w:ind w:left="2160" w:hanging="360"/>
+      </w:pPr>
+      <w:rPr>
+        <w:rFonts w:ascii="Wingdings" w:hAnsi="Wingdings" w:hint="default"/>
+        <w:sz w:val="20"/>
+      </w:rPr>
+    </w:lvl>
+    <w:lvl w:ilvl="3" w:tentative="1">
+      <w:start w:val="1"/>
+      <w:numFmt w:val="bullet"/>
+      <w:lvlText w:val=""/>
+      <w:lvlJc w:val="left"/>
+      <w:pPr>
+        <w:tabs>
+          <w:tab w:val="num" w:pos="2880"/>
+        </w:tabs>
+        <w:ind w:left="2880" w:hanging="360"/>
+      </w:pPr>
+      <w:rPr>
+        <w:rFonts w:ascii="Wingdings" w:hAnsi="Wingdings" w:hint="default"/>
+        <w:sz w:val="20"/>
+      </w:rPr>
+    </w:lvl>
+    <w:lvl w:ilvl="4" w:tentative="1">
+      <w:start w:val="1"/>
+      <w:numFmt w:val="bullet"/>
+      <w:lvlText w:val=""/>
+      <w:lvlJc w:val="left"/>
+      <w:pPr>
+        <w:tabs>
+          <w:tab w:val="num" w:pos="3600"/>
+        </w:tabs>
+        <w:ind w:left="3600" w:hanging="360"/>
+      </w:pPr>
+      <w:rPr>
+        <w:rFonts w:ascii="Wingdings" w:hAnsi="Wingdings" w:hint="default"/>
+        <w:sz w:val="20"/>
+      </w:rPr>
+    </w:lvl>
+    <w:lvl w:ilvl="5" w:tentative="1">
+      <w:start w:val="1"/>
+      <w:numFmt w:val="bullet"/>
+      <w:lvlText w:val=""/>
+      <w:lvlJc w:val="left"/>
+      <w:pPr>
+        <w:tabs>
+          <w:tab w:val="num" w:pos="4320"/>
+        </w:tabs>
+        <w:ind w:left="4320" w:hanging="360"/>
+      </w:pPr>
+      <w:rPr>
+        <w:rFonts w:ascii="Wingdings" w:hAnsi="Wingdings" w:hint="default"/>
+        <w:sz w:val="20"/>
+      </w:rPr>
+    </w:lvl>
+    <w:lvl w:ilvl="6" w:tentative="1">
+      <w:start w:val="1"/>
+      <w:numFmt w:val="bullet"/>
+      <w:lvlText w:val=""/>
+      <w:lvlJc w:val="left"/>
+      <w:pPr>
+        <w:tabs>
+          <w:tab w:val="num" w:pos="5040"/>
+        </w:tabs>
+        <w:ind w:left="5040" w:hanging="360"/>
+      </w:pPr>
+      <w:rPr>
+        <w:rFonts w:ascii="Wingdings" w:hAnsi="Wingdings" w:hint="default"/>
+        <w:sz w:val="20"/>
+      </w:rPr>
+    </w:lvl>
+    <w:lvl w:ilvl="7" w:tentative="1">
+      <w:start w:val="1"/>
+      <w:numFmt w:val="bullet"/>
+      <w:lvlText w:val=""/>
+      <w:lvlJc w:val="left"/>
+      <w:pPr>
+        <w:tabs>
+          <w:tab w:val="num" w:pos="5760"/>
+        </w:tabs>
+        <w:ind w:left="5760" w:hanging="360"/>
+      </w:pPr>
+      <w:rPr>
+        <w:rFonts w:ascii="Wingdings" w:hAnsi="Wingdings" w:hint="default"/>
+        <w:sz w:val="20"/>
+      </w:rPr>
+    </w:lvl>
+    <w:lvl w:ilvl="8" w:tentative="1">
+      <w:start w:val="1"/>
+      <w:numFmt w:val="bullet"/>
+      <w:lvlText w:val=""/>
+      <w:lvlJc w:val="left"/>
+      <w:pPr>
+        <w:tabs>
+          <w:tab w:val="num" w:pos="6480"/>
+        </w:tabs>
+        <w:ind w:left="6480" w:hanging="360"/>
+      </w:pPr>
+      <w:rPr>
+        <w:rFonts w:ascii="Wingdings" w:hAnsi="Wingdings" w:hint="default"/>
+        <w:sz w:val="20"/>
+      </w:rPr>
+    </w:lvl>
+  </w:abstractNum>
+  <w:abstractNum w:abstractNumId="9" w15:restartNumberingAfterBreak="0">
     <w:nsid w:val="33935E73"/>
     <w:multiLevelType w:val="multilevel"/>
     <w:tmpl w:val="71A89D00"/>
@@ -2314,7 +5445,7 @@
       </w:rPr>
     </w:lvl>
   </w:abstractNum>
-  <w:abstractNum w:abstractNumId="4" w15:restartNumberingAfterBreak="0">
+  <w:abstractNum w:abstractNumId="10" w15:restartNumberingAfterBreak="0">
     <w:nsid w:val="347B2289"/>
     <w:multiLevelType w:val="multilevel"/>
     <w:tmpl w:val="11BA75DC"/>
@@ -2463,7 +5594,305 @@
       </w:rPr>
     </w:lvl>
   </w:abstractNum>
-  <w:abstractNum w:abstractNumId="5" w15:restartNumberingAfterBreak="0">
+  <w:abstractNum w:abstractNumId="11" w15:restartNumberingAfterBreak="0">
+    <w:nsid w:val="36A22D90"/>
+    <w:multiLevelType w:val="multilevel"/>
+    <w:tmpl w:val="762A92E2"/>
+    <w:lvl w:ilvl="0">
+      <w:start w:val="1"/>
+      <w:numFmt w:val="bullet"/>
+      <w:lvlText w:val=""/>
+      <w:lvlJc w:val="left"/>
+      <w:pPr>
+        <w:tabs>
+          <w:tab w:val="num" w:pos="720"/>
+        </w:tabs>
+        <w:ind w:left="720" w:hanging="360"/>
+      </w:pPr>
+      <w:rPr>
+        <w:rFonts w:ascii="Symbol" w:hAnsi="Symbol" w:hint="default"/>
+        <w:sz w:val="20"/>
+      </w:rPr>
+    </w:lvl>
+    <w:lvl w:ilvl="1">
+      <w:start w:val="1"/>
+      <w:numFmt w:val="bullet"/>
+      <w:lvlText w:val="o"/>
+      <w:lvlJc w:val="left"/>
+      <w:pPr>
+        <w:tabs>
+          <w:tab w:val="num" w:pos="1440"/>
+        </w:tabs>
+        <w:ind w:left="1440" w:hanging="360"/>
+      </w:pPr>
+      <w:rPr>
+        <w:rFonts w:ascii="Courier New" w:hAnsi="Courier New" w:hint="default"/>
+        <w:sz w:val="20"/>
+      </w:rPr>
+    </w:lvl>
+    <w:lvl w:ilvl="2" w:tentative="1">
+      <w:start w:val="1"/>
+      <w:numFmt w:val="bullet"/>
+      <w:lvlText w:val=""/>
+      <w:lvlJc w:val="left"/>
+      <w:pPr>
+        <w:tabs>
+          <w:tab w:val="num" w:pos="2160"/>
+        </w:tabs>
+        <w:ind w:left="2160" w:hanging="360"/>
+      </w:pPr>
+      <w:rPr>
+        <w:rFonts w:ascii="Wingdings" w:hAnsi="Wingdings" w:hint="default"/>
+        <w:sz w:val="20"/>
+      </w:rPr>
+    </w:lvl>
+    <w:lvl w:ilvl="3" w:tentative="1">
+      <w:start w:val="1"/>
+      <w:numFmt w:val="bullet"/>
+      <w:lvlText w:val=""/>
+      <w:lvlJc w:val="left"/>
+      <w:pPr>
+        <w:tabs>
+          <w:tab w:val="num" w:pos="2880"/>
+        </w:tabs>
+        <w:ind w:left="2880" w:hanging="360"/>
+      </w:pPr>
+      <w:rPr>
+        <w:rFonts w:ascii="Wingdings" w:hAnsi="Wingdings" w:hint="default"/>
+        <w:sz w:val="20"/>
+      </w:rPr>
+    </w:lvl>
+    <w:lvl w:ilvl="4" w:tentative="1">
+      <w:start w:val="1"/>
+      <w:numFmt w:val="bullet"/>
+      <w:lvlText w:val=""/>
+      <w:lvlJc w:val="left"/>
+      <w:pPr>
+        <w:tabs>
+          <w:tab w:val="num" w:pos="3600"/>
+        </w:tabs>
+        <w:ind w:left="3600" w:hanging="360"/>
+      </w:pPr>
+      <w:rPr>
+        <w:rFonts w:ascii="Wingdings" w:hAnsi="Wingdings" w:hint="default"/>
+        <w:sz w:val="20"/>
+      </w:rPr>
+    </w:lvl>
+    <w:lvl w:ilvl="5" w:tentative="1">
+      <w:start w:val="1"/>
+      <w:numFmt w:val="bullet"/>
+      <w:lvlText w:val=""/>
+      <w:lvlJc w:val="left"/>
+      <w:pPr>
+        <w:tabs>
+          <w:tab w:val="num" w:pos="4320"/>
+        </w:tabs>
+        <w:ind w:left="4320" w:hanging="360"/>
+      </w:pPr>
+      <w:rPr>
+        <w:rFonts w:ascii="Wingdings" w:hAnsi="Wingdings" w:hint="default"/>
+        <w:sz w:val="20"/>
+      </w:rPr>
+    </w:lvl>
+    <w:lvl w:ilvl="6" w:tentative="1">
+      <w:start w:val="1"/>
+      <w:numFmt w:val="bullet"/>
+      <w:lvlText w:val=""/>
+      <w:lvlJc w:val="left"/>
+      <w:pPr>
+        <w:tabs>
+          <w:tab w:val="num" w:pos="5040"/>
+        </w:tabs>
+        <w:ind w:left="5040" w:hanging="360"/>
+      </w:pPr>
+      <w:rPr>
+        <w:rFonts w:ascii="Wingdings" w:hAnsi="Wingdings" w:hint="default"/>
+        <w:sz w:val="20"/>
+      </w:rPr>
+    </w:lvl>
+    <w:lvl w:ilvl="7" w:tentative="1">
+      <w:start w:val="1"/>
+      <w:numFmt w:val="bullet"/>
+      <w:lvlText w:val=""/>
+      <w:lvlJc w:val="left"/>
+      <w:pPr>
+        <w:tabs>
+          <w:tab w:val="num" w:pos="5760"/>
+        </w:tabs>
+        <w:ind w:left="5760" w:hanging="360"/>
+      </w:pPr>
+      <w:rPr>
+        <w:rFonts w:ascii="Wingdings" w:hAnsi="Wingdings" w:hint="default"/>
+        <w:sz w:val="20"/>
+      </w:rPr>
+    </w:lvl>
+    <w:lvl w:ilvl="8" w:tentative="1">
+      <w:start w:val="1"/>
+      <w:numFmt w:val="bullet"/>
+      <w:lvlText w:val=""/>
+      <w:lvlJc w:val="left"/>
+      <w:pPr>
+        <w:tabs>
+          <w:tab w:val="num" w:pos="6480"/>
+        </w:tabs>
+        <w:ind w:left="6480" w:hanging="360"/>
+      </w:pPr>
+      <w:rPr>
+        <w:rFonts w:ascii="Wingdings" w:hAnsi="Wingdings" w:hint="default"/>
+        <w:sz w:val="20"/>
+      </w:rPr>
+    </w:lvl>
+  </w:abstractNum>
+  <w:abstractNum w:abstractNumId="12" w15:restartNumberingAfterBreak="0">
+    <w:nsid w:val="3ADF3C96"/>
+    <w:multiLevelType w:val="multilevel"/>
+    <w:tmpl w:val="2146EEE2"/>
+    <w:lvl w:ilvl="0">
+      <w:start w:val="1"/>
+      <w:numFmt w:val="bullet"/>
+      <w:lvlText w:val=""/>
+      <w:lvlJc w:val="left"/>
+      <w:pPr>
+        <w:tabs>
+          <w:tab w:val="num" w:pos="720"/>
+        </w:tabs>
+        <w:ind w:left="720" w:hanging="360"/>
+      </w:pPr>
+      <w:rPr>
+        <w:rFonts w:ascii="Symbol" w:hAnsi="Symbol" w:hint="default"/>
+        <w:sz w:val="20"/>
+      </w:rPr>
+    </w:lvl>
+    <w:lvl w:ilvl="1">
+      <w:start w:val="1"/>
+      <w:numFmt w:val="bullet"/>
+      <w:lvlText w:val="o"/>
+      <w:lvlJc w:val="left"/>
+      <w:pPr>
+        <w:tabs>
+          <w:tab w:val="num" w:pos="1440"/>
+        </w:tabs>
+        <w:ind w:left="1440" w:hanging="360"/>
+      </w:pPr>
+      <w:rPr>
+        <w:rFonts w:ascii="Courier New" w:hAnsi="Courier New" w:hint="default"/>
+        <w:sz w:val="20"/>
+      </w:rPr>
+    </w:lvl>
+    <w:lvl w:ilvl="2" w:tentative="1">
+      <w:start w:val="1"/>
+      <w:numFmt w:val="bullet"/>
+      <w:lvlText w:val=""/>
+      <w:lvlJc w:val="left"/>
+      <w:pPr>
+        <w:tabs>
+          <w:tab w:val="num" w:pos="2160"/>
+        </w:tabs>
+        <w:ind w:left="2160" w:hanging="360"/>
+      </w:pPr>
+      <w:rPr>
+        <w:rFonts w:ascii="Wingdings" w:hAnsi="Wingdings" w:hint="default"/>
+        <w:sz w:val="20"/>
+      </w:rPr>
+    </w:lvl>
+    <w:lvl w:ilvl="3" w:tentative="1">
+      <w:start w:val="1"/>
+      <w:numFmt w:val="bullet"/>
+      <w:lvlText w:val=""/>
+      <w:lvlJc w:val="left"/>
+      <w:pPr>
+        <w:tabs>
+          <w:tab w:val="num" w:pos="2880"/>
+        </w:tabs>
+        <w:ind w:left="2880" w:hanging="360"/>
+      </w:pPr>
+      <w:rPr>
+        <w:rFonts w:ascii="Wingdings" w:hAnsi="Wingdings" w:hint="default"/>
+        <w:sz w:val="20"/>
+      </w:rPr>
+    </w:lvl>
+    <w:lvl w:ilvl="4" w:tentative="1">
+      <w:start w:val="1"/>
+      <w:numFmt w:val="bullet"/>
+      <w:lvlText w:val=""/>
+      <w:lvlJc w:val="left"/>
+      <w:pPr>
+        <w:tabs>
+          <w:tab w:val="num" w:pos="3600"/>
+        </w:tabs>
+        <w:ind w:left="3600" w:hanging="360"/>
+      </w:pPr>
+      <w:rPr>
+        <w:rFonts w:ascii="Wingdings" w:hAnsi="Wingdings" w:hint="default"/>
+        <w:sz w:val="20"/>
+      </w:rPr>
+    </w:lvl>
+    <w:lvl w:ilvl="5" w:tentative="1">
+      <w:start w:val="1"/>
+      <w:numFmt w:val="bullet"/>
+      <w:lvlText w:val=""/>
+      <w:lvlJc w:val="left"/>
+      <w:pPr>
+        <w:tabs>
+          <w:tab w:val="num" w:pos="4320"/>
+        </w:tabs>
+        <w:ind w:left="4320" w:hanging="360"/>
+      </w:pPr>
+      <w:rPr>
+        <w:rFonts w:ascii="Wingdings" w:hAnsi="Wingdings" w:hint="default"/>
+        <w:sz w:val="20"/>
+      </w:rPr>
+    </w:lvl>
+    <w:lvl w:ilvl="6" w:tentative="1">
+      <w:start w:val="1"/>
+      <w:numFmt w:val="bullet"/>
+      <w:lvlText w:val=""/>
+      <w:lvlJc w:val="left"/>
+      <w:pPr>
+        <w:tabs>
+          <w:tab w:val="num" w:pos="5040"/>
+        </w:tabs>
+        <w:ind w:left="5040" w:hanging="360"/>
+      </w:pPr>
+      <w:rPr>
+        <w:rFonts w:ascii="Wingdings" w:hAnsi="Wingdings" w:hint="default"/>
+        <w:sz w:val="20"/>
+      </w:rPr>
+    </w:lvl>
+    <w:lvl w:ilvl="7" w:tentative="1">
+      <w:start w:val="1"/>
+      <w:numFmt w:val="bullet"/>
+      <w:lvlText w:val=""/>
+      <w:lvlJc w:val="left"/>
+      <w:pPr>
+        <w:tabs>
+          <w:tab w:val="num" w:pos="5760"/>
+        </w:tabs>
+        <w:ind w:left="5760" w:hanging="360"/>
+      </w:pPr>
+      <w:rPr>
+        <w:rFonts w:ascii="Wingdings" w:hAnsi="Wingdings" w:hint="default"/>
+        <w:sz w:val="20"/>
+      </w:rPr>
+    </w:lvl>
+    <w:lvl w:ilvl="8" w:tentative="1">
+      <w:start w:val="1"/>
+      <w:numFmt w:val="bullet"/>
+      <w:lvlText w:val=""/>
+      <w:lvlJc w:val="left"/>
+      <w:pPr>
+        <w:tabs>
+          <w:tab w:val="num" w:pos="6480"/>
+        </w:tabs>
+        <w:ind w:left="6480" w:hanging="360"/>
+      </w:pPr>
+      <w:rPr>
+        <w:rFonts w:ascii="Wingdings" w:hAnsi="Wingdings" w:hint="default"/>
+        <w:sz w:val="20"/>
+      </w:rPr>
+    </w:lvl>
+  </w:abstractNum>
+  <w:abstractNum w:abstractNumId="13" w15:restartNumberingAfterBreak="0">
     <w:nsid w:val="3B4F0E1A"/>
     <w:multiLevelType w:val="multilevel"/>
     <w:tmpl w:val="3ADC5C6C"/>
@@ -2612,7 +6041,156 @@
       </w:rPr>
     </w:lvl>
   </w:abstractNum>
-  <w:abstractNum w:abstractNumId="6" w15:restartNumberingAfterBreak="0">
+  <w:abstractNum w:abstractNumId="14" w15:restartNumberingAfterBreak="0">
+    <w:nsid w:val="3E3C4A30"/>
+    <w:multiLevelType w:val="multilevel"/>
+    <w:tmpl w:val="A5E24FF6"/>
+    <w:lvl w:ilvl="0">
+      <w:start w:val="1"/>
+      <w:numFmt w:val="bullet"/>
+      <w:lvlText w:val=""/>
+      <w:lvlJc w:val="left"/>
+      <w:pPr>
+        <w:tabs>
+          <w:tab w:val="num" w:pos="720"/>
+        </w:tabs>
+        <w:ind w:left="720" w:hanging="360"/>
+      </w:pPr>
+      <w:rPr>
+        <w:rFonts w:ascii="Symbol" w:hAnsi="Symbol" w:hint="default"/>
+        <w:sz w:val="20"/>
+      </w:rPr>
+    </w:lvl>
+    <w:lvl w:ilvl="1">
+      <w:start w:val="1"/>
+      <w:numFmt w:val="bullet"/>
+      <w:lvlText w:val="o"/>
+      <w:lvlJc w:val="left"/>
+      <w:pPr>
+        <w:tabs>
+          <w:tab w:val="num" w:pos="1440"/>
+        </w:tabs>
+        <w:ind w:left="1440" w:hanging="360"/>
+      </w:pPr>
+      <w:rPr>
+        <w:rFonts w:ascii="Courier New" w:hAnsi="Courier New" w:hint="default"/>
+        <w:sz w:val="20"/>
+      </w:rPr>
+    </w:lvl>
+    <w:lvl w:ilvl="2" w:tentative="1">
+      <w:start w:val="1"/>
+      <w:numFmt w:val="bullet"/>
+      <w:lvlText w:val=""/>
+      <w:lvlJc w:val="left"/>
+      <w:pPr>
+        <w:tabs>
+          <w:tab w:val="num" w:pos="2160"/>
+        </w:tabs>
+        <w:ind w:left="2160" w:hanging="360"/>
+      </w:pPr>
+      <w:rPr>
+        <w:rFonts w:ascii="Wingdings" w:hAnsi="Wingdings" w:hint="default"/>
+        <w:sz w:val="20"/>
+      </w:rPr>
+    </w:lvl>
+    <w:lvl w:ilvl="3" w:tentative="1">
+      <w:start w:val="1"/>
+      <w:numFmt w:val="bullet"/>
+      <w:lvlText w:val=""/>
+      <w:lvlJc w:val="left"/>
+      <w:pPr>
+        <w:tabs>
+          <w:tab w:val="num" w:pos="2880"/>
+        </w:tabs>
+        <w:ind w:left="2880" w:hanging="360"/>
+      </w:pPr>
+      <w:rPr>
+        <w:rFonts w:ascii="Wingdings" w:hAnsi="Wingdings" w:hint="default"/>
+        <w:sz w:val="20"/>
+      </w:rPr>
+    </w:lvl>
+    <w:lvl w:ilvl="4" w:tentative="1">
+      <w:start w:val="1"/>
+      <w:numFmt w:val="bullet"/>
+      <w:lvlText w:val=""/>
+      <w:lvlJc w:val="left"/>
+      <w:pPr>
+        <w:tabs>
+          <w:tab w:val="num" w:pos="3600"/>
+        </w:tabs>
+        <w:ind w:left="3600" w:hanging="360"/>
+      </w:pPr>
+      <w:rPr>
+        <w:rFonts w:ascii="Wingdings" w:hAnsi="Wingdings" w:hint="default"/>
+        <w:sz w:val="20"/>
+      </w:rPr>
+    </w:lvl>
+    <w:lvl w:ilvl="5" w:tentative="1">
+      <w:start w:val="1"/>
+      <w:numFmt w:val="bullet"/>
+      <w:lvlText w:val=""/>
+      <w:lvlJc w:val="left"/>
+      <w:pPr>
+        <w:tabs>
+          <w:tab w:val="num" w:pos="4320"/>
+        </w:tabs>
+        <w:ind w:left="4320" w:hanging="360"/>
+      </w:pPr>
+      <w:rPr>
+        <w:rFonts w:ascii="Wingdings" w:hAnsi="Wingdings" w:hint="default"/>
+        <w:sz w:val="20"/>
+      </w:rPr>
+    </w:lvl>
+    <w:lvl w:ilvl="6" w:tentative="1">
+      <w:start w:val="1"/>
+      <w:numFmt w:val="bullet"/>
+      <w:lvlText w:val=""/>
+      <w:lvlJc w:val="left"/>
+      <w:pPr>
+        <w:tabs>
+          <w:tab w:val="num" w:pos="5040"/>
+        </w:tabs>
+        <w:ind w:left="5040" w:hanging="360"/>
+      </w:pPr>
+      <w:rPr>
+        <w:rFonts w:ascii="Wingdings" w:hAnsi="Wingdings" w:hint="default"/>
+        <w:sz w:val="20"/>
+      </w:rPr>
+    </w:lvl>
+    <w:lvl w:ilvl="7" w:tentative="1">
+      <w:start w:val="1"/>
+      <w:numFmt w:val="bullet"/>
+      <w:lvlText w:val=""/>
+      <w:lvlJc w:val="left"/>
+      <w:pPr>
+        <w:tabs>
+          <w:tab w:val="num" w:pos="5760"/>
+        </w:tabs>
+        <w:ind w:left="5760" w:hanging="360"/>
+      </w:pPr>
+      <w:rPr>
+        <w:rFonts w:ascii="Wingdings" w:hAnsi="Wingdings" w:hint="default"/>
+        <w:sz w:val="20"/>
+      </w:rPr>
+    </w:lvl>
+    <w:lvl w:ilvl="8" w:tentative="1">
+      <w:start w:val="1"/>
+      <w:numFmt w:val="bullet"/>
+      <w:lvlText w:val=""/>
+      <w:lvlJc w:val="left"/>
+      <w:pPr>
+        <w:tabs>
+          <w:tab w:val="num" w:pos="6480"/>
+        </w:tabs>
+        <w:ind w:left="6480" w:hanging="360"/>
+      </w:pPr>
+      <w:rPr>
+        <w:rFonts w:ascii="Wingdings" w:hAnsi="Wingdings" w:hint="default"/>
+        <w:sz w:val="20"/>
+      </w:rPr>
+    </w:lvl>
+  </w:abstractNum>
+  <w:abstractNum w:abstractNumId="15" w15:restartNumberingAfterBreak="0">
     <w:nsid w:val="3FAD01FE"/>
     <w:multiLevelType w:val="multilevel"/>
     <w:tmpl w:val="50DC57A6"/>
@@ -2761,7 +6339,7 @@
       </w:rPr>
     </w:lvl>
   </w:abstractNum>
-  <w:abstractNum w:abstractNumId="7" w15:restartNumberingAfterBreak="0">
+  <w:abstractNum w:abstractNumId="16" w15:restartNumberingAfterBreak="0">
     <w:nsid w:val="40CD3FAB"/>
     <w:multiLevelType w:val="multilevel"/>
     <w:tmpl w:val="8AA67230"/>
@@ -2910,7 +6488,156 @@
       </w:rPr>
     </w:lvl>
   </w:abstractNum>
-  <w:abstractNum w:abstractNumId="8" w15:restartNumberingAfterBreak="0">
+  <w:abstractNum w:abstractNumId="17" w15:restartNumberingAfterBreak="0">
+    <w:nsid w:val="4300244E"/>
+    <w:multiLevelType w:val="multilevel"/>
+    <w:tmpl w:val="DBD4E2AE"/>
+    <w:lvl w:ilvl="0">
+      <w:start w:val="1"/>
+      <w:numFmt w:val="bullet"/>
+      <w:lvlText w:val=""/>
+      <w:lvlJc w:val="left"/>
+      <w:pPr>
+        <w:tabs>
+          <w:tab w:val="num" w:pos="720"/>
+        </w:tabs>
+        <w:ind w:left="720" w:hanging="360"/>
+      </w:pPr>
+      <w:rPr>
+        <w:rFonts w:ascii="Symbol" w:hAnsi="Symbol" w:hint="default"/>
+        <w:sz w:val="20"/>
+      </w:rPr>
+    </w:lvl>
+    <w:lvl w:ilvl="1">
+      <w:start w:val="1"/>
+      <w:numFmt w:val="bullet"/>
+      <w:lvlText w:val="o"/>
+      <w:lvlJc w:val="left"/>
+      <w:pPr>
+        <w:tabs>
+          <w:tab w:val="num" w:pos="1440"/>
+        </w:tabs>
+        <w:ind w:left="1440" w:hanging="360"/>
+      </w:pPr>
+      <w:rPr>
+        <w:rFonts w:ascii="Courier New" w:hAnsi="Courier New" w:hint="default"/>
+        <w:sz w:val="20"/>
+      </w:rPr>
+    </w:lvl>
+    <w:lvl w:ilvl="2" w:tentative="1">
+      <w:start w:val="1"/>
+      <w:numFmt w:val="bullet"/>
+      <w:lvlText w:val=""/>
+      <w:lvlJc w:val="left"/>
+      <w:pPr>
+        <w:tabs>
+          <w:tab w:val="num" w:pos="2160"/>
+        </w:tabs>
+        <w:ind w:left="2160" w:hanging="360"/>
+      </w:pPr>
+      <w:rPr>
+        <w:rFonts w:ascii="Wingdings" w:hAnsi="Wingdings" w:hint="default"/>
+        <w:sz w:val="20"/>
+      </w:rPr>
+    </w:lvl>
+    <w:lvl w:ilvl="3" w:tentative="1">
+      <w:start w:val="1"/>
+      <w:numFmt w:val="bullet"/>
+      <w:lvlText w:val=""/>
+      <w:lvlJc w:val="left"/>
+      <w:pPr>
+        <w:tabs>
+          <w:tab w:val="num" w:pos="2880"/>
+        </w:tabs>
+        <w:ind w:left="2880" w:hanging="360"/>
+      </w:pPr>
+      <w:rPr>
+        <w:rFonts w:ascii="Wingdings" w:hAnsi="Wingdings" w:hint="default"/>
+        <w:sz w:val="20"/>
+      </w:rPr>
+    </w:lvl>
+    <w:lvl w:ilvl="4" w:tentative="1">
+      <w:start w:val="1"/>
+      <w:numFmt w:val="bullet"/>
+      <w:lvlText w:val=""/>
+      <w:lvlJc w:val="left"/>
+      <w:pPr>
+        <w:tabs>
+          <w:tab w:val="num" w:pos="3600"/>
+        </w:tabs>
+        <w:ind w:left="3600" w:hanging="360"/>
+      </w:pPr>
+      <w:rPr>
+        <w:rFonts w:ascii="Wingdings" w:hAnsi="Wingdings" w:hint="default"/>
+        <w:sz w:val="20"/>
+      </w:rPr>
+    </w:lvl>
+    <w:lvl w:ilvl="5" w:tentative="1">
+      <w:start w:val="1"/>
+      <w:numFmt w:val="bullet"/>
+      <w:lvlText w:val=""/>
+      <w:lvlJc w:val="left"/>
+      <w:pPr>
+        <w:tabs>
+          <w:tab w:val="num" w:pos="4320"/>
+        </w:tabs>
+        <w:ind w:left="4320" w:hanging="360"/>
+      </w:pPr>
+      <w:rPr>
+        <w:rFonts w:ascii="Wingdings" w:hAnsi="Wingdings" w:hint="default"/>
+        <w:sz w:val="20"/>
+      </w:rPr>
+    </w:lvl>
+    <w:lvl w:ilvl="6" w:tentative="1">
+      <w:start w:val="1"/>
+      <w:numFmt w:val="bullet"/>
+      <w:lvlText w:val=""/>
+      <w:lvlJc w:val="left"/>
+      <w:pPr>
+        <w:tabs>
+          <w:tab w:val="num" w:pos="5040"/>
+        </w:tabs>
+        <w:ind w:left="5040" w:hanging="360"/>
+      </w:pPr>
+      <w:rPr>
+        <w:rFonts w:ascii="Wingdings" w:hAnsi="Wingdings" w:hint="default"/>
+        <w:sz w:val="20"/>
+      </w:rPr>
+    </w:lvl>
+    <w:lvl w:ilvl="7" w:tentative="1">
+      <w:start w:val="1"/>
+      <w:numFmt w:val="bullet"/>
+      <w:lvlText w:val=""/>
+      <w:lvlJc w:val="left"/>
+      <w:pPr>
+        <w:tabs>
+          <w:tab w:val="num" w:pos="5760"/>
+        </w:tabs>
+        <w:ind w:left="5760" w:hanging="360"/>
+      </w:pPr>
+      <w:rPr>
+        <w:rFonts w:ascii="Wingdings" w:hAnsi="Wingdings" w:hint="default"/>
+        <w:sz w:val="20"/>
+      </w:rPr>
+    </w:lvl>
+    <w:lvl w:ilvl="8" w:tentative="1">
+      <w:start w:val="1"/>
+      <w:numFmt w:val="bullet"/>
+      <w:lvlText w:val=""/>
+      <w:lvlJc w:val="left"/>
+      <w:pPr>
+        <w:tabs>
+          <w:tab w:val="num" w:pos="6480"/>
+        </w:tabs>
+        <w:ind w:left="6480" w:hanging="360"/>
+      </w:pPr>
+      <w:rPr>
+        <w:rFonts w:ascii="Wingdings" w:hAnsi="Wingdings" w:hint="default"/>
+        <w:sz w:val="20"/>
+      </w:rPr>
+    </w:lvl>
+  </w:abstractNum>
+  <w:abstractNum w:abstractNumId="18" w15:restartNumberingAfterBreak="0">
     <w:nsid w:val="4C995A94"/>
     <w:multiLevelType w:val="multilevel"/>
     <w:tmpl w:val="7750AD78"/>
@@ -3059,7 +6786,7 @@
       </w:rPr>
     </w:lvl>
   </w:abstractNum>
-  <w:abstractNum w:abstractNumId="9" w15:restartNumberingAfterBreak="0">
+  <w:abstractNum w:abstractNumId="19" w15:restartNumberingAfterBreak="0">
     <w:nsid w:val="52FB3A8D"/>
     <w:multiLevelType w:val="multilevel"/>
     <w:tmpl w:val="E5D84542"/>
@@ -3208,7 +6935,7 @@
       </w:rPr>
     </w:lvl>
   </w:abstractNum>
-  <w:abstractNum w:abstractNumId="10" w15:restartNumberingAfterBreak="0">
+  <w:abstractNum w:abstractNumId="20" w15:restartNumberingAfterBreak="0">
     <w:nsid w:val="5D362A7E"/>
     <w:multiLevelType w:val="multilevel"/>
     <w:tmpl w:val="DEC6D85A"/>
@@ -3357,38 +7084,524 @@
       </w:rPr>
     </w:lvl>
   </w:abstractNum>
+  <w:abstractNum w:abstractNumId="21" w15:restartNumberingAfterBreak="0">
+    <w:nsid w:val="5EF5328B"/>
+    <w:multiLevelType w:val="multilevel"/>
+    <w:tmpl w:val="787E042C"/>
+    <w:lvl w:ilvl="0">
+      <w:start w:val="1"/>
+      <w:numFmt w:val="bullet"/>
+      <w:lvlText w:val=""/>
+      <w:lvlJc w:val="left"/>
+      <w:pPr>
+        <w:tabs>
+          <w:tab w:val="num" w:pos="720"/>
+        </w:tabs>
+        <w:ind w:left="720" w:hanging="360"/>
+      </w:pPr>
+      <w:rPr>
+        <w:rFonts w:ascii="Symbol" w:hAnsi="Symbol" w:hint="default"/>
+        <w:sz w:val="20"/>
+      </w:rPr>
+    </w:lvl>
+    <w:lvl w:ilvl="1" w:tentative="1">
+      <w:start w:val="1"/>
+      <w:numFmt w:val="bullet"/>
+      <w:lvlText w:val="o"/>
+      <w:lvlJc w:val="left"/>
+      <w:pPr>
+        <w:tabs>
+          <w:tab w:val="num" w:pos="1440"/>
+        </w:tabs>
+        <w:ind w:left="1440" w:hanging="360"/>
+      </w:pPr>
+      <w:rPr>
+        <w:rFonts w:ascii="Courier New" w:hAnsi="Courier New" w:hint="default"/>
+        <w:sz w:val="20"/>
+      </w:rPr>
+    </w:lvl>
+    <w:lvl w:ilvl="2" w:tentative="1">
+      <w:start w:val="1"/>
+      <w:numFmt w:val="bullet"/>
+      <w:lvlText w:val=""/>
+      <w:lvlJc w:val="left"/>
+      <w:pPr>
+        <w:tabs>
+          <w:tab w:val="num" w:pos="2160"/>
+        </w:tabs>
+        <w:ind w:left="2160" w:hanging="360"/>
+      </w:pPr>
+      <w:rPr>
+        <w:rFonts w:ascii="Wingdings" w:hAnsi="Wingdings" w:hint="default"/>
+        <w:sz w:val="20"/>
+      </w:rPr>
+    </w:lvl>
+    <w:lvl w:ilvl="3" w:tentative="1">
+      <w:start w:val="1"/>
+      <w:numFmt w:val="bullet"/>
+      <w:lvlText w:val=""/>
+      <w:lvlJc w:val="left"/>
+      <w:pPr>
+        <w:tabs>
+          <w:tab w:val="num" w:pos="2880"/>
+        </w:tabs>
+        <w:ind w:left="2880" w:hanging="360"/>
+      </w:pPr>
+      <w:rPr>
+        <w:rFonts w:ascii="Wingdings" w:hAnsi="Wingdings" w:hint="default"/>
+        <w:sz w:val="20"/>
+      </w:rPr>
+    </w:lvl>
+    <w:lvl w:ilvl="4" w:tentative="1">
+      <w:start w:val="1"/>
+      <w:numFmt w:val="bullet"/>
+      <w:lvlText w:val=""/>
+      <w:lvlJc w:val="left"/>
+      <w:pPr>
+        <w:tabs>
+          <w:tab w:val="num" w:pos="3600"/>
+        </w:tabs>
+        <w:ind w:left="3600" w:hanging="360"/>
+      </w:pPr>
+      <w:rPr>
+        <w:rFonts w:ascii="Wingdings" w:hAnsi="Wingdings" w:hint="default"/>
+        <w:sz w:val="20"/>
+      </w:rPr>
+    </w:lvl>
+    <w:lvl w:ilvl="5" w:tentative="1">
+      <w:start w:val="1"/>
+      <w:numFmt w:val="bullet"/>
+      <w:lvlText w:val=""/>
+      <w:lvlJc w:val="left"/>
+      <w:pPr>
+        <w:tabs>
+          <w:tab w:val="num" w:pos="4320"/>
+        </w:tabs>
+        <w:ind w:left="4320" w:hanging="360"/>
+      </w:pPr>
+      <w:rPr>
+        <w:rFonts w:ascii="Wingdings" w:hAnsi="Wingdings" w:hint="default"/>
+        <w:sz w:val="20"/>
+      </w:rPr>
+    </w:lvl>
+    <w:lvl w:ilvl="6" w:tentative="1">
+      <w:start w:val="1"/>
+      <w:numFmt w:val="bullet"/>
+      <w:lvlText w:val=""/>
+      <w:lvlJc w:val="left"/>
+      <w:pPr>
+        <w:tabs>
+          <w:tab w:val="num" w:pos="5040"/>
+        </w:tabs>
+        <w:ind w:left="5040" w:hanging="360"/>
+      </w:pPr>
+      <w:rPr>
+        <w:rFonts w:ascii="Wingdings" w:hAnsi="Wingdings" w:hint="default"/>
+        <w:sz w:val="20"/>
+      </w:rPr>
+    </w:lvl>
+    <w:lvl w:ilvl="7" w:tentative="1">
+      <w:start w:val="1"/>
+      <w:numFmt w:val="bullet"/>
+      <w:lvlText w:val=""/>
+      <w:lvlJc w:val="left"/>
+      <w:pPr>
+        <w:tabs>
+          <w:tab w:val="num" w:pos="5760"/>
+        </w:tabs>
+        <w:ind w:left="5760" w:hanging="360"/>
+      </w:pPr>
+      <w:rPr>
+        <w:rFonts w:ascii="Wingdings" w:hAnsi="Wingdings" w:hint="default"/>
+        <w:sz w:val="20"/>
+      </w:rPr>
+    </w:lvl>
+    <w:lvl w:ilvl="8" w:tentative="1">
+      <w:start w:val="1"/>
+      <w:numFmt w:val="bullet"/>
+      <w:lvlText w:val=""/>
+      <w:lvlJc w:val="left"/>
+      <w:pPr>
+        <w:tabs>
+          <w:tab w:val="num" w:pos="6480"/>
+        </w:tabs>
+        <w:ind w:left="6480" w:hanging="360"/>
+      </w:pPr>
+      <w:rPr>
+        <w:rFonts w:ascii="Wingdings" w:hAnsi="Wingdings" w:hint="default"/>
+        <w:sz w:val="20"/>
+      </w:rPr>
+    </w:lvl>
+  </w:abstractNum>
+  <w:abstractNum w:abstractNumId="22" w15:restartNumberingAfterBreak="0">
+    <w:nsid w:val="706C389D"/>
+    <w:multiLevelType w:val="multilevel"/>
+    <w:tmpl w:val="2B5AA94A"/>
+    <w:lvl w:ilvl="0">
+      <w:start w:val="1"/>
+      <w:numFmt w:val="bullet"/>
+      <w:lvlText w:val=""/>
+      <w:lvlJc w:val="left"/>
+      <w:pPr>
+        <w:tabs>
+          <w:tab w:val="num" w:pos="720"/>
+        </w:tabs>
+        <w:ind w:left="720" w:hanging="360"/>
+      </w:pPr>
+      <w:rPr>
+        <w:rFonts w:ascii="Symbol" w:hAnsi="Symbol" w:hint="default"/>
+        <w:sz w:val="20"/>
+      </w:rPr>
+    </w:lvl>
+    <w:lvl w:ilvl="1">
+      <w:start w:val="1"/>
+      <w:numFmt w:val="bullet"/>
+      <w:lvlText w:val="o"/>
+      <w:lvlJc w:val="left"/>
+      <w:pPr>
+        <w:tabs>
+          <w:tab w:val="num" w:pos="1440"/>
+        </w:tabs>
+        <w:ind w:left="1440" w:hanging="360"/>
+      </w:pPr>
+      <w:rPr>
+        <w:rFonts w:ascii="Courier New" w:hAnsi="Courier New" w:hint="default"/>
+        <w:sz w:val="20"/>
+      </w:rPr>
+    </w:lvl>
+    <w:lvl w:ilvl="2" w:tentative="1">
+      <w:start w:val="1"/>
+      <w:numFmt w:val="bullet"/>
+      <w:lvlText w:val=""/>
+      <w:lvlJc w:val="left"/>
+      <w:pPr>
+        <w:tabs>
+          <w:tab w:val="num" w:pos="2160"/>
+        </w:tabs>
+        <w:ind w:left="2160" w:hanging="360"/>
+      </w:pPr>
+      <w:rPr>
+        <w:rFonts w:ascii="Wingdings" w:hAnsi="Wingdings" w:hint="default"/>
+        <w:sz w:val="20"/>
+      </w:rPr>
+    </w:lvl>
+    <w:lvl w:ilvl="3" w:tentative="1">
+      <w:start w:val="1"/>
+      <w:numFmt w:val="bullet"/>
+      <w:lvlText w:val=""/>
+      <w:lvlJc w:val="left"/>
+      <w:pPr>
+        <w:tabs>
+          <w:tab w:val="num" w:pos="2880"/>
+        </w:tabs>
+        <w:ind w:left="2880" w:hanging="360"/>
+      </w:pPr>
+      <w:rPr>
+        <w:rFonts w:ascii="Wingdings" w:hAnsi="Wingdings" w:hint="default"/>
+        <w:sz w:val="20"/>
+      </w:rPr>
+    </w:lvl>
+    <w:lvl w:ilvl="4" w:tentative="1">
+      <w:start w:val="1"/>
+      <w:numFmt w:val="bullet"/>
+      <w:lvlText w:val=""/>
+      <w:lvlJc w:val="left"/>
+      <w:pPr>
+        <w:tabs>
+          <w:tab w:val="num" w:pos="3600"/>
+        </w:tabs>
+        <w:ind w:left="3600" w:hanging="360"/>
+      </w:pPr>
+      <w:rPr>
+        <w:rFonts w:ascii="Wingdings" w:hAnsi="Wingdings" w:hint="default"/>
+        <w:sz w:val="20"/>
+      </w:rPr>
+    </w:lvl>
+    <w:lvl w:ilvl="5" w:tentative="1">
+      <w:start w:val="1"/>
+      <w:numFmt w:val="bullet"/>
+      <w:lvlText w:val=""/>
+      <w:lvlJc w:val="left"/>
+      <w:pPr>
+        <w:tabs>
+          <w:tab w:val="num" w:pos="4320"/>
+        </w:tabs>
+        <w:ind w:left="4320" w:hanging="360"/>
+      </w:pPr>
+      <w:rPr>
+        <w:rFonts w:ascii="Wingdings" w:hAnsi="Wingdings" w:hint="default"/>
+        <w:sz w:val="20"/>
+      </w:rPr>
+    </w:lvl>
+    <w:lvl w:ilvl="6" w:tentative="1">
+      <w:start w:val="1"/>
+      <w:numFmt w:val="bullet"/>
+      <w:lvlText w:val=""/>
+      <w:lvlJc w:val="left"/>
+      <w:pPr>
+        <w:tabs>
+          <w:tab w:val="num" w:pos="5040"/>
+        </w:tabs>
+        <w:ind w:left="5040" w:hanging="360"/>
+      </w:pPr>
+      <w:rPr>
+        <w:rFonts w:ascii="Wingdings" w:hAnsi="Wingdings" w:hint="default"/>
+        <w:sz w:val="20"/>
+      </w:rPr>
+    </w:lvl>
+    <w:lvl w:ilvl="7" w:tentative="1">
+      <w:start w:val="1"/>
+      <w:numFmt w:val="bullet"/>
+      <w:lvlText w:val=""/>
+      <w:lvlJc w:val="left"/>
+      <w:pPr>
+        <w:tabs>
+          <w:tab w:val="num" w:pos="5760"/>
+        </w:tabs>
+        <w:ind w:left="5760" w:hanging="360"/>
+      </w:pPr>
+      <w:rPr>
+        <w:rFonts w:ascii="Wingdings" w:hAnsi="Wingdings" w:hint="default"/>
+        <w:sz w:val="20"/>
+      </w:rPr>
+    </w:lvl>
+    <w:lvl w:ilvl="8" w:tentative="1">
+      <w:start w:val="1"/>
+      <w:numFmt w:val="bullet"/>
+      <w:lvlText w:val=""/>
+      <w:lvlJc w:val="left"/>
+      <w:pPr>
+        <w:tabs>
+          <w:tab w:val="num" w:pos="6480"/>
+        </w:tabs>
+        <w:ind w:left="6480" w:hanging="360"/>
+      </w:pPr>
+      <w:rPr>
+        <w:rFonts w:ascii="Wingdings" w:hAnsi="Wingdings" w:hint="default"/>
+        <w:sz w:val="20"/>
+      </w:rPr>
+    </w:lvl>
+  </w:abstractNum>
+  <w:abstractNum w:abstractNumId="23" w15:restartNumberingAfterBreak="0">
+    <w:nsid w:val="74035D4F"/>
+    <w:multiLevelType w:val="multilevel"/>
+    <w:tmpl w:val="D9E6F628"/>
+    <w:lvl w:ilvl="0">
+      <w:start w:val="1"/>
+      <w:numFmt w:val="bullet"/>
+      <w:lvlText w:val=""/>
+      <w:lvlJc w:val="left"/>
+      <w:pPr>
+        <w:tabs>
+          <w:tab w:val="num" w:pos="720"/>
+        </w:tabs>
+        <w:ind w:left="720" w:hanging="360"/>
+      </w:pPr>
+      <w:rPr>
+        <w:rFonts w:ascii="Symbol" w:hAnsi="Symbol" w:hint="default"/>
+        <w:sz w:val="20"/>
+      </w:rPr>
+    </w:lvl>
+    <w:lvl w:ilvl="1">
+      <w:start w:val="1"/>
+      <w:numFmt w:val="bullet"/>
+      <w:lvlText w:val="o"/>
+      <w:lvlJc w:val="left"/>
+      <w:pPr>
+        <w:tabs>
+          <w:tab w:val="num" w:pos="1440"/>
+        </w:tabs>
+        <w:ind w:left="1440" w:hanging="360"/>
+      </w:pPr>
+      <w:rPr>
+        <w:rFonts w:ascii="Courier New" w:hAnsi="Courier New" w:hint="default"/>
+        <w:sz w:val="20"/>
+      </w:rPr>
+    </w:lvl>
+    <w:lvl w:ilvl="2" w:tentative="1">
+      <w:start w:val="1"/>
+      <w:numFmt w:val="bullet"/>
+      <w:lvlText w:val=""/>
+      <w:lvlJc w:val="left"/>
+      <w:pPr>
+        <w:tabs>
+          <w:tab w:val="num" w:pos="2160"/>
+        </w:tabs>
+        <w:ind w:left="2160" w:hanging="360"/>
+      </w:pPr>
+      <w:rPr>
+        <w:rFonts w:ascii="Wingdings" w:hAnsi="Wingdings" w:hint="default"/>
+        <w:sz w:val="20"/>
+      </w:rPr>
+    </w:lvl>
+    <w:lvl w:ilvl="3" w:tentative="1">
+      <w:start w:val="1"/>
+      <w:numFmt w:val="bullet"/>
+      <w:lvlText w:val=""/>
+      <w:lvlJc w:val="left"/>
+      <w:pPr>
+        <w:tabs>
+          <w:tab w:val="num" w:pos="2880"/>
+        </w:tabs>
+        <w:ind w:left="2880" w:hanging="360"/>
+      </w:pPr>
+      <w:rPr>
+        <w:rFonts w:ascii="Wingdings" w:hAnsi="Wingdings" w:hint="default"/>
+        <w:sz w:val="20"/>
+      </w:rPr>
+    </w:lvl>
+    <w:lvl w:ilvl="4" w:tentative="1">
+      <w:start w:val="1"/>
+      <w:numFmt w:val="bullet"/>
+      <w:lvlText w:val=""/>
+      <w:lvlJc w:val="left"/>
+      <w:pPr>
+        <w:tabs>
+          <w:tab w:val="num" w:pos="3600"/>
+        </w:tabs>
+        <w:ind w:left="3600" w:hanging="360"/>
+      </w:pPr>
+      <w:rPr>
+        <w:rFonts w:ascii="Wingdings" w:hAnsi="Wingdings" w:hint="default"/>
+        <w:sz w:val="20"/>
+      </w:rPr>
+    </w:lvl>
+    <w:lvl w:ilvl="5" w:tentative="1">
+      <w:start w:val="1"/>
+      <w:numFmt w:val="bullet"/>
+      <w:lvlText w:val=""/>
+      <w:lvlJc w:val="left"/>
+      <w:pPr>
+        <w:tabs>
+          <w:tab w:val="num" w:pos="4320"/>
+        </w:tabs>
+        <w:ind w:left="4320" w:hanging="360"/>
+      </w:pPr>
+      <w:rPr>
+        <w:rFonts w:ascii="Wingdings" w:hAnsi="Wingdings" w:hint="default"/>
+        <w:sz w:val="20"/>
+      </w:rPr>
+    </w:lvl>
+    <w:lvl w:ilvl="6" w:tentative="1">
+      <w:start w:val="1"/>
+      <w:numFmt w:val="bullet"/>
+      <w:lvlText w:val=""/>
+      <w:lvlJc w:val="left"/>
+      <w:pPr>
+        <w:tabs>
+          <w:tab w:val="num" w:pos="5040"/>
+        </w:tabs>
+        <w:ind w:left="5040" w:hanging="360"/>
+      </w:pPr>
+      <w:rPr>
+        <w:rFonts w:ascii="Wingdings" w:hAnsi="Wingdings" w:hint="default"/>
+        <w:sz w:val="20"/>
+      </w:rPr>
+    </w:lvl>
+    <w:lvl w:ilvl="7" w:tentative="1">
+      <w:start w:val="1"/>
+      <w:numFmt w:val="bullet"/>
+      <w:lvlText w:val=""/>
+      <w:lvlJc w:val="left"/>
+      <w:pPr>
+        <w:tabs>
+          <w:tab w:val="num" w:pos="5760"/>
+        </w:tabs>
+        <w:ind w:left="5760" w:hanging="360"/>
+      </w:pPr>
+      <w:rPr>
+        <w:rFonts w:ascii="Wingdings" w:hAnsi="Wingdings" w:hint="default"/>
+        <w:sz w:val="20"/>
+      </w:rPr>
+    </w:lvl>
+    <w:lvl w:ilvl="8" w:tentative="1">
+      <w:start w:val="1"/>
+      <w:numFmt w:val="bullet"/>
+      <w:lvlText w:val=""/>
+      <w:lvlJc w:val="left"/>
+      <w:pPr>
+        <w:tabs>
+          <w:tab w:val="num" w:pos="6480"/>
+        </w:tabs>
+        <w:ind w:left="6480" w:hanging="360"/>
+      </w:pPr>
+      <w:rPr>
+        <w:rFonts w:ascii="Wingdings" w:hAnsi="Wingdings" w:hint="default"/>
+        <w:sz w:val="20"/>
+      </w:rPr>
+    </w:lvl>
+  </w:abstractNum>
   <w:num w:numId="1" w16cid:durableId="1146701930">
-    <w:abstractNumId w:val="8"/>
+    <w:abstractNumId w:val="18"/>
   </w:num>
   <w:num w:numId="2" w16cid:durableId="974221307">
-    <w:abstractNumId w:val="9"/>
+    <w:abstractNumId w:val="19"/>
   </w:num>
   <w:num w:numId="3" w16cid:durableId="2103261297">
-    <w:abstractNumId w:val="6"/>
+    <w:abstractNumId w:val="15"/>
   </w:num>
   <w:num w:numId="4" w16cid:durableId="1729768798">
-    <w:abstractNumId w:val="2"/>
+    <w:abstractNumId w:val="5"/>
   </w:num>
   <w:num w:numId="5" w16cid:durableId="104424364">
-    <w:abstractNumId w:val="4"/>
+    <w:abstractNumId w:val="10"/>
   </w:num>
   <w:num w:numId="6" w16cid:durableId="374893112">
     <w:abstractNumId w:val="0"/>
   </w:num>
   <w:num w:numId="7" w16cid:durableId="358043663">
-    <w:abstractNumId w:val="7"/>
+    <w:abstractNumId w:val="16"/>
   </w:num>
   <w:num w:numId="8" w16cid:durableId="1327588206">
     <w:abstractNumId w:val="1"/>
   </w:num>
   <w:num w:numId="9" w16cid:durableId="465900517">
-    <w:abstractNumId w:val="5"/>
+    <w:abstractNumId w:val="13"/>
   </w:num>
   <w:num w:numId="10" w16cid:durableId="1312828823">
-    <w:abstractNumId w:val="10"/>
+    <w:abstractNumId w:val="20"/>
   </w:num>
   <w:num w:numId="11" w16cid:durableId="1295407218">
+    <w:abstractNumId w:val="9"/>
+  </w:num>
+  <w:num w:numId="12" w16cid:durableId="1061365101">
+    <w:abstractNumId w:val="11"/>
+  </w:num>
+  <w:num w:numId="13" w16cid:durableId="111176201">
+    <w:abstractNumId w:val="22"/>
+  </w:num>
+  <w:num w:numId="14" w16cid:durableId="1874002041">
+    <w:abstractNumId w:val="12"/>
+  </w:num>
+  <w:num w:numId="15" w16cid:durableId="43717939">
+    <w:abstractNumId w:val="14"/>
+  </w:num>
+  <w:num w:numId="16" w16cid:durableId="2033677103">
+    <w:abstractNumId w:val="23"/>
+  </w:num>
+  <w:num w:numId="17" w16cid:durableId="1522432351">
+    <w:abstractNumId w:val="7"/>
+  </w:num>
+  <w:num w:numId="18" w16cid:durableId="1181117834">
+    <w:abstractNumId w:val="2"/>
+  </w:num>
+  <w:num w:numId="19" w16cid:durableId="1245727348">
+    <w:abstractNumId w:val="4"/>
+  </w:num>
+  <w:num w:numId="20" w16cid:durableId="1752657453">
+    <w:abstractNumId w:val="6"/>
+  </w:num>
+  <w:num w:numId="21" w16cid:durableId="1709984917">
     <w:abstractNumId w:val="3"/>
+  </w:num>
+  <w:num w:numId="22" w16cid:durableId="1408380597">
+    <w:abstractNumId w:val="17"/>
+  </w:num>
+  <w:num w:numId="23" w16cid:durableId="683169928">
+    <w:abstractNumId w:val="21"/>
+  </w:num>
+  <w:num w:numId="24" w16cid:durableId="1791893226">
+    <w:abstractNumId w:val="8"/>
   </w:num>
 </w:numbering>
 </file>
